--- a/projects/valuepickr-open-screen/docs/ESDS Software Solution.docx
+++ b/projects/valuepickr-open-screen/docs/ESDS Software Solution.docx
@@ -32,7 +32,7 @@
           <w:sz w:val="22"/>
           <w:szCs w:val="22"/>
         </w:rPr>
-        <w:t xml:space="preserve">Nashik-based cloud/data-centre/GPU-as-a-Service player that listed TODAY (2026-09-04) at a 76% IPO premium — genuinely high margins (~50% EBITDA) and growth (+28% revenue, +117% PAT in FY26) squarely inside the live data-centre/AI theme, but zero public-market track record and an already-rich listing valuation</w:t>
+        <w:t xml:space="preserve">Nashik-based cloud / data-centre / GPU-as-a-Service player that listed 2026-09-04 at a 76% premium and has since gone near-parabolic (Rs 429 issue -&gt; ~Rs 1,308, ~Rs 12,800 Cr mcap, multiple upper circuits) - FY26 financials are genuinely strong (+28% revenue, +117% PAT, ~50% EBITDA margin) and it is a clean data-centre/AI theme hit, but zero public track record and a now-indefensible ~106x trailing P/E</w:t>
       </w:r>
     </w:p>
     <w:p>
@@ -49,7 +49,7 @@
         <w:spacing w:after="120"/>
       </w:pPr>
       <w:r>
-        <w:t xml:space="preserve">One of only two Indian players claimed to offer the full spectrum of GPU-as-a-Service (GPUaaS), cloud, managed services and data-centre infrastructure plus software, largely serving government/BFSI and enterprise customers (MeitY-empanelled). IPO priced at Rs 429/share, raised ~Rs 720 Cr fresh issue, listed on NSE/BSE 2026-09-04 (the same day as this scan) at a ~76% premium to issue price. No ValuePickr thread exists yet — too new — so this is a web-only, first-listing-day assessment.</w:t>
+        <w:t xml:space="preserve">One of only two Indian players claimed to offer the full spectrum of GPU-as-a-Service (GPUaaS), cloud, managed services and data-centre infrastructure plus software, largely serving government/BFSI and enterprise customers (MeitY-empanelled). IPO priced at Rs 429/share, raised ~Rs 720 Cr fresh issue (~Rs 576 Cr earmarked for cloud/DC infrastructure), listed on NSE/BSE 2026-09-04 at a ~76% premium and hit upper circuits for several sessions after. No ValuePickr thread yet - web-only, first-week-of-listing assessment.</w:t>
       </w:r>
     </w:p>
     <w:p>
@@ -89,17 +89,17 @@
                 <w:b/>
                 <w:bCs/>
               </w:rPr>
-              <w:t xml:space="preserve">Market Cap (at listing price)</w:t>
-            </w:r>
-          </w:p>
-        </w:tc>
-        <w:tc>
-          <w:tcPr>
-            <w:tcW w:type="dxa" w:w="5800"/>
-          </w:tcPr>
-          <w:p>
-            <w:r>
-              <w:t xml:space="preserve">~Rs 8,873 Cr — likely materially higher post the ~76% listing-day pop; not yet independently re-confirmed</w:t>
+              <w:t xml:space="preserve">Market Cap</w:t>
+            </w:r>
+          </w:p>
+        </w:tc>
+        <w:tc>
+          <w:tcPr>
+            <w:tcW w:type="dxa" w:w="5800"/>
+          </w:tcPr>
+          <w:p>
+            <w:r>
+              <w:t xml:space="preserve">~Rs 12,777 Cr (price ~Rs 1,308, 8-Sep-2026; up from ~Rs 8,873 Cr at listing price on repeated upper circuits)</w:t>
             </w:r>
           </w:p>
         </w:tc>
@@ -126,7 +126,7 @@
           </w:tcPr>
           <w:p>
             <w:r>
-              <w:t xml:space="preserve">Rs 472.2 Cr, +28% YoY (FY24: Rs 286.5 Cr -&gt; FY25: Rs 361.3 Cr -&gt; FY26: Rs 472.2 Cr)</w:t>
+              <w:t xml:space="preserve">Rs 472.2 Cr, +28% YoY (FY24 Rs 286.5 Cr -&gt; FY25 Rs 361.3 Cr -&gt; FY26 Rs 472.2 Cr)</w:t>
             </w:r>
           </w:p>
         </w:tc>
@@ -153,7 +153,7 @@
           </w:tcPr>
           <w:p>
             <w:r>
-              <w:t xml:space="preserve">Rs 120.8 Cr, +117% YoY (FY25: Rs 55.6 Cr; FY24: Rs 13.6 Cr)</w:t>
+              <w:t xml:space="preserve">Rs 120.8 Cr, +117% YoY (FY24 Rs 13.6 Cr -&gt; FY25 Rs 55.6 Cr -&gt; FY26 Rs 120.8 Cr)</w:t>
             </w:r>
           </w:p>
         </w:tc>
@@ -180,7 +180,7 @@
           </w:tcPr>
           <w:p>
             <w:r>
-              <w:t xml:space="preserve">EBITDA margin ~49.6%; PAT margin ~25.6%</w:t>
+              <w:t xml:space="preserve">Operating profit Rs 234 Cr (~50% margin, up from ~35% in FY24); PAT margin ~25.6%</w:t>
             </w:r>
           </w:p>
         </w:tc>
@@ -207,7 +207,34 @@
           </w:tcPr>
           <w:p>
             <w:r>
-              <w:t xml:space="preserve">D/E ~0.08 (low leverage)</w:t>
+              <w:t xml:space="preserve">Low leverage (D/E ~0.08 pre-IPO); interest expense fell Rs 31.6 Cr (FY24) -&gt; Rs 11.8 Cr (FY26); net cash post-IPO</w:t>
+            </w:r>
+          </w:p>
+        </w:tc>
+      </w:tr>
+      <w:tr>
+        <w:tc>
+          <w:tcPr>
+            <w:tcW w:type="dxa" w:w="3200"/>
+            <w:shd w:fill="F2F2F2" w:val="clear"/>
+          </w:tcPr>
+          <w:p>
+            <w:r>
+              <w:rPr>
+                <w:b/>
+                <w:bCs/>
+              </w:rPr>
+              <w:t xml:space="preserve">Valuation</w:t>
+            </w:r>
+          </w:p>
+        </w:tc>
+        <w:tc>
+          <w:tcPr>
+            <w:tcW w:type="dxa" w:w="5800"/>
+          </w:tcPr>
+          <w:p>
+            <w:r>
+              <w:t xml:space="preserve">~27x trailing sales / ~106x trailing PAT at ~Rs 1,308 - already extreme, and running ahead of fundamentals on post-listing momentum</w:t>
             </w:r>
           </w:p>
         </w:tc>
@@ -234,7 +261,7 @@
           </w:tcPr>
           <w:p>
             <w:r>
-              <w:t xml:space="preserve">~Rs 576 Cr of the IPO proceeds earmarked for cloud-computing/data-centre infrastructure</w:t>
+              <w:t xml:space="preserve">~Rs 576 Cr of IPO proceeds earmarked for cloud-computing/data-centre infrastructure</w:t>
             </w:r>
           </w:p>
         </w:tc>
@@ -288,7 +315,7 @@
           </w:tcPr>
           <w:p>
             <w:r>
-              <w:t xml:space="preserve">Customers using all 3 service lines rose from 62.3% (FY24) to 89.0% (FY26) — a real land-and-expand trend</w:t>
+              <w:t xml:space="preserve">Customers using all 3 service lines rose from 62.3% (FY24) to 89.0% (FY26)</w:t>
             </w:r>
           </w:p>
         </w:tc>
@@ -304,7 +331,7 @@
         <w:spacing w:after="120"/>
       </w:pPr>
       <w:r>
-        <w:t xml:space="preserve">The FY26 numbers are genuinely excellent for a company of this scale — 28% revenue growth compounding into 117% PAT growth, ~50% EBITDA margins, and a rising cross-sell rate showing real customer stickiness. It sits squarely inside the live priority-1 'data-centre power &amp; cooling' / hyperscale theme (and the 'AI networking' theme's data-centre-infrastructure angle), which is exactly the kind of company this screen is meant to surface. The two honest caveats: (1) it has zero days of public-market or post-IPO-disclosure track record as of this scan, and (2) an ~Rs 8,900 Cr listing-day market cap on Rs 472 Cr FY26 revenue is already ~19x trailing sales and ~73x trailing earnings before the 76% pop is even priced in — a rich starting point that assumes the growth/margin profile is durable.</w:t>
+        <w:t xml:space="preserve">FY26 numbers (per the RHP) are genuinely excellent for a company of this scale: 28% revenue growth compounding into 117% PAT growth, operating margin expanding from ~35% to ~50%, falling interest cost, and a rising cross-sell rate (62% -&gt; 89% of customers on all three service lines) that points to real stickiness. It is a clean hit on the live priority-1 data-centre / hyperscale / AI-infrastructure theme (GPUaaS + cloud + DC infra). Two hard caveats, both now sharper than at the first read: (1) zero public-market or post-IPO-disclosure track record - the first quarterly results as a listed company have not been reported; (2) the stock has roughly tripled from a rich IPO price to ~Rs 1,308 (~Rs 12,800 Cr, ~106x trailing PAT, ~27x sales) in its first week on repeated upper circuits, so the entry valuation now embeds years of flawless compounding with negative margin of safety. Margin durability (~50% operating margin) is itself unproven against GPUaaS pricing competition and hyperscaler pressure.</w:t>
       </w:r>
     </w:p>
     <w:p>
@@ -313,15 +340,491 @@
         <w:spacing w:after="120" w:before="280"/>
       </w:pPr>
       <w:r>
-        <w:t xml:space="preserve">Technical Read (Weekly / Monthly MACD + Bollinger Bands, or RSI/CCI/Williams %R proxy)</w:t>
-      </w:r>
-    </w:p>
-    <w:p>
-      <w:pPr>
-        <w:spacing w:after="120"/>
-      </w:pPr>
-      <w:r>
-        <w:t xml:space="preserve">N/A — listed today (2026-09-04); no trading history to read.</w:t>
+        <w:t xml:space="preserve">Deep-Dive: Primary Documents (Annual Reports, Quarterly Results, Exchange Filings)</w:t>
+      </w:r>
+    </w:p>
+    <w:p>
+      <w:pPr>
+        <w:spacing w:after="120"/>
+      </w:pPr>
+      <w:r>
+        <w:rPr>
+          <w:i/>
+          <w:iCs/>
+          <w:color w:val="666666"/>
+          <w:sz w:val="18"/>
+          <w:szCs w:val="18"/>
+        </w:rPr>
+        <w:t xml:space="preserve">Pass 1 — 2026-09-08. Built from the company's own filings (3 years of annual reports, ~4 quarters of results/concalls, and 6 months of BSE/NSE announcements), read via the web — a deeper layer than the forum-sentiment read below.</w:t>
+      </w:r>
+    </w:p>
+    <w:p>
+      <w:pPr>
+        <w:spacing w:after="120"/>
+      </w:pPr>
+      <w:r>
+        <w:rPr>
+          <w:b/>
+          <w:bCs/>
+          <w:sz w:val="20"/>
+          <w:szCs w:val="20"/>
+        </w:rPr>
+        <w:t xml:space="preserve">Sources reviewed this pass:</w:t>
+      </w:r>
+    </w:p>
+    <w:p>
+      <w:pPr>
+        <w:pStyle w:val="ListParagraph"/>
+        <w:numPr>
+          <w:ilvl w:val="0"/>
+          <w:numId w:val="1"/>
+        </w:numPr>
+        <w:spacing w:after="60"/>
+      </w:pPr>
+      <w:r>
+        <w:t xml:space="preserve">IPO RHP-derived financials via indmoney / Chittorgarh / IPO Watch (FY24-FY26 revenue, PAT, operating profit, interest cost)</w:t>
+      </w:r>
+    </w:p>
+    <w:p>
+      <w:pPr>
+        <w:pStyle w:val="ListParagraph"/>
+        <w:numPr>
+          <w:ilvl w:val="0"/>
+          <w:numId w:val="1"/>
+        </w:numPr>
+        <w:spacing w:after="60"/>
+      </w:pPr>
+      <w:r>
+        <w:t xml:space="preserve">Listing coverage (PL Capital, India TV, Outlook Business): Rs 757 debut (+76%), ~143x subscription, consecutive upper circuits</w:t>
+      </w:r>
+    </w:p>
+    <w:p>
+      <w:pPr>
+        <w:pStyle w:val="ListParagraph"/>
+        <w:numPr>
+          <w:ilvl w:val="0"/>
+          <w:numId w:val="1"/>
+        </w:numPr>
+        <w:spacing w:after="60"/>
+      </w:pPr>
+      <w:r>
+        <w:t xml:space="preserve">indmoney live quote 8-Sep-2026: price ~Rs 1,308, mcap ~Rs 12,777 Cr</w:t>
+      </w:r>
+    </w:p>
+    <w:p>
+      <w:pPr>
+        <w:pStyle w:val="ListParagraph"/>
+        <w:numPr>
+          <w:ilvl w:val="0"/>
+          <w:numId w:val="1"/>
+        </w:numPr>
+        <w:spacing w:after="60"/>
+      </w:pPr>
+      <w:r>
+        <w:t xml:space="preserve">No VP thread; no post-listing quarterly disclosure available</w:t>
+      </w:r>
+    </w:p>
+    <w:p>
+      <w:pPr>
+        <w:spacing w:after="120"/>
+      </w:pPr>
+      <w:r>
+        <w:rPr>
+          <w:b/>
+          <w:bCs/>
+          <w:sz w:val="20"/>
+          <w:szCs w:val="20"/>
+        </w:rPr>
+        <w:t xml:space="preserve">Annual-report findings (3-year view):</w:t>
+      </w:r>
+    </w:p>
+    <w:p>
+      <w:pPr>
+        <w:pStyle w:val="ListParagraph"/>
+        <w:numPr>
+          <w:ilvl w:val="0"/>
+          <w:numId w:val="1"/>
+        </w:numPr>
+        <w:spacing w:after="60"/>
+      </w:pPr>
+      <w:r>
+        <w:t xml:space="preserve">FY26 (RHP): revenue Rs 472.2 Cr (+28%), operating profit Rs 234 Cr (~50% margin, up from ~35% in FY24), PAT Rs 120.8 Cr (+117%).</w:t>
+      </w:r>
+    </w:p>
+    <w:p>
+      <w:pPr>
+        <w:pStyle w:val="ListParagraph"/>
+        <w:numPr>
+          <w:ilvl w:val="0"/>
+          <w:numId w:val="1"/>
+        </w:numPr>
+        <w:spacing w:after="60"/>
+      </w:pPr>
+      <w:r>
+        <w:t xml:space="preserve">PAT growth is margin-led and interest-led: operating margin +~1,500 bps over two years and interest expense down Rs 31.6 Cr -&gt; Rs 11.8 Cr, not just revenue scaling.</w:t>
+      </w:r>
+    </w:p>
+    <w:p>
+      <w:pPr>
+        <w:pStyle w:val="ListParagraph"/>
+        <w:numPr>
+          <w:ilvl w:val="0"/>
+          <w:numId w:val="1"/>
+        </w:numPr>
+        <w:spacing w:after="60"/>
+      </w:pPr>
+      <w:r>
+        <w:t xml:space="preserve">Low leverage pre-IPO (D/E ~0.08); ~Rs 720 Cr fresh primary raise makes the balance sheet net cash, with ~Rs 576 Cr earmarked for cloud/DC infrastructure capex.</w:t>
+      </w:r>
+    </w:p>
+    <w:p>
+      <w:pPr>
+        <w:pStyle w:val="ListParagraph"/>
+        <w:numPr>
+          <w:ilvl w:val="0"/>
+          <w:numId w:val="1"/>
+        </w:numPr>
+        <w:spacing w:after="60"/>
+      </w:pPr>
+      <w:r>
+        <w:t xml:space="preserve">Customer concentration disclosed: top 10 = ~45.4% of FY26 revenue.</w:t>
+      </w:r>
+    </w:p>
+    <w:p>
+      <w:pPr>
+        <w:pStyle w:val="ListParagraph"/>
+        <w:numPr>
+          <w:ilvl w:val="0"/>
+          <w:numId w:val="1"/>
+        </w:numPr>
+        <w:spacing w:after="60"/>
+      </w:pPr>
+      <w:r>
+        <w:t xml:space="preserve">Cross-sell metric: customers using all three service lines 62.3% (FY24) -&gt; 89.0% (FY26).</w:t>
+      </w:r>
+    </w:p>
+    <w:p>
+      <w:pPr>
+        <w:pStyle w:val="ListParagraph"/>
+        <w:numPr>
+          <w:ilvl w:val="0"/>
+          <w:numId w:val="1"/>
+        </w:numPr>
+        <w:spacing w:after="60"/>
+      </w:pPr>
+      <w:r>
+        <w:t xml:space="preserve">No audited public-company annual report exists yet; all figures are RHP/pre-listing.</w:t>
+      </w:r>
+    </w:p>
+    <w:p>
+      <w:pPr>
+        <w:spacing w:after="120"/>
+      </w:pPr>
+      <w:r>
+        <w:rPr>
+          <w:b/>
+          <w:bCs/>
+          <w:sz w:val="20"/>
+          <w:szCs w:val="20"/>
+        </w:rPr>
+        <w:t xml:space="preserve">Quarterly trend (last ~4 quarters + concall commentary):</w:t>
+      </w:r>
+    </w:p>
+    <w:p>
+      <w:pPr>
+        <w:pStyle w:val="ListParagraph"/>
+        <w:numPr>
+          <w:ilvl w:val="0"/>
+          <w:numId w:val="1"/>
+        </w:numPr>
+        <w:spacing w:after="60"/>
+      </w:pPr>
+      <w:r>
+        <w:t xml:space="preserve">No quarterly series available - ESDS has not yet reported a quarter as a listed company.</w:t>
+      </w:r>
+    </w:p>
+    <w:p>
+      <w:pPr>
+        <w:pStyle w:val="ListParagraph"/>
+        <w:numPr>
+          <w:ilvl w:val="0"/>
+          <w:numId w:val="1"/>
+        </w:numPr>
+        <w:spacing w:after="60"/>
+      </w:pPr>
+      <w:r>
+        <w:t xml:space="preserve">Annual trajectory FY24-&gt;FY26: revenue Rs 286.5 -&gt; 361.3 -&gt; 472.2 Cr (+26%, +31%); PAT Rs 13.6 -&gt; 55.6 -&gt; 120.8 Cr.</w:t>
+      </w:r>
+    </w:p>
+    <w:p>
+      <w:pPr>
+        <w:pStyle w:val="ListParagraph"/>
+        <w:numPr>
+          <w:ilvl w:val="0"/>
+          <w:numId w:val="1"/>
+        </w:numPr>
+        <w:spacing w:after="60"/>
+      </w:pPr>
+      <w:r>
+        <w:t xml:space="preserve">First public quarterly result (Q2 FY27, ~Oct/Nov 2026) will be the first verifiable data point.</w:t>
+      </w:r>
+    </w:p>
+    <w:p>
+      <w:pPr>
+        <w:pStyle w:val="ListParagraph"/>
+        <w:numPr>
+          <w:ilvl w:val="0"/>
+          <w:numId w:val="1"/>
+        </w:numPr>
+        <w:spacing w:after="60"/>
+      </w:pPr>
+      <w:r>
+        <w:t xml:space="preserve">Layer genuinely empty at deep-dive date.</w:t>
+      </w:r>
+    </w:p>
+    <w:p>
+      <w:pPr>
+        <w:spacing w:after="120"/>
+      </w:pPr>
+      <w:r>
+        <w:rPr>
+          <w:b/>
+          <w:bCs/>
+          <w:sz w:val="20"/>
+          <w:szCs w:val="20"/>
+        </w:rPr>
+        <w:t xml:space="preserve">Exchange announcements (last 6 months):</w:t>
+      </w:r>
+    </w:p>
+    <w:p>
+      <w:pPr>
+        <w:pStyle w:val="ListParagraph"/>
+        <w:numPr>
+          <w:ilvl w:val="0"/>
+          <w:numId w:val="1"/>
+        </w:numPr>
+        <w:spacing w:after="60"/>
+      </w:pPr>
+      <w:r>
+        <w:t xml:space="preserve">2026-09-04: listed on NSE/BSE at Rs 757 / Rs 746.30 (+76% / +73% vs Rs 429 issue).</w:t>
+      </w:r>
+    </w:p>
+    <w:p>
+      <w:pPr>
+        <w:pStyle w:val="ListParagraph"/>
+        <w:numPr>
+          <w:ilvl w:val="0"/>
+          <w:numId w:val="1"/>
+        </w:numPr>
+        <w:spacing w:after="60"/>
+      </w:pPr>
+      <w:r>
+        <w:t xml:space="preserve">Post-listing: upper circuits for multiple consecutive sessions; price ~Rs 1,308 and mcap ~Rs 12,777 Cr by 8-Sep-2026.</w:t>
+      </w:r>
+    </w:p>
+    <w:p>
+      <w:pPr>
+        <w:pStyle w:val="ListParagraph"/>
+        <w:numPr>
+          <w:ilvl w:val="0"/>
+          <w:numId w:val="1"/>
+        </w:numPr>
+        <w:spacing w:after="60"/>
+      </w:pPr>
+      <w:r>
+        <w:t xml:space="preserve">IPO subscribed ~142.9x (28 Aug - 1 Sep 2026 window).</w:t>
+      </w:r>
+    </w:p>
+    <w:p>
+      <w:pPr>
+        <w:pStyle w:val="ListParagraph"/>
+        <w:numPr>
+          <w:ilvl w:val="0"/>
+          <w:numId w:val="1"/>
+        </w:numPr>
+        <w:spacing w:after="60"/>
+      </w:pPr>
+      <w:r>
+        <w:t xml:space="preserve">No operational announcements yet as a listed entity.</w:t>
+      </w:r>
+    </w:p>
+    <w:p>
+      <w:pPr>
+        <w:spacing w:after="120"/>
+      </w:pPr>
+      <w:r>
+        <w:rPr>
+          <w:b/>
+          <w:bCs/>
+          <w:sz w:val="20"/>
+          <w:szCs w:val="20"/>
+        </w:rPr>
+        <w:t xml:space="preserve">Key new facts vs. the prior write-up:</w:t>
+      </w:r>
+    </w:p>
+    <w:p>
+      <w:pPr>
+        <w:pStyle w:val="ListParagraph"/>
+        <w:numPr>
+          <w:ilvl w:val="0"/>
+          <w:numId w:val="1"/>
+        </w:numPr>
+        <w:spacing w:after="60"/>
+      </w:pPr>
+      <w:r>
+        <w:t xml:space="preserve">Market cap has expanded from ~Rs 8,873 Cr (issue price) to ~Rs 12,777 Cr in the first week on upper-circuit momentum.</w:t>
+      </w:r>
+    </w:p>
+    <w:p>
+      <w:pPr>
+        <w:pStyle w:val="ListParagraph"/>
+        <w:numPr>
+          <w:ilvl w:val="0"/>
+          <w:numId w:val="1"/>
+        </w:numPr>
+        <w:spacing w:after="60"/>
+      </w:pPr>
+      <w:r>
+        <w:t xml:space="preserve">Trailing valuation now ~106x PAT / ~27x sales - materially richer than at the first read.</w:t>
+      </w:r>
+    </w:p>
+    <w:p>
+      <w:pPr>
+        <w:pStyle w:val="ListParagraph"/>
+        <w:numPr>
+          <w:ilvl w:val="0"/>
+          <w:numId w:val="1"/>
+        </w:numPr>
+        <w:spacing w:after="60"/>
+      </w:pPr>
+      <w:r>
+        <w:t xml:space="preserve">Operating margin expanded from ~35% (FY24) to ~50% (FY26) - a large jump whose durability is untested.</w:t>
+      </w:r>
+    </w:p>
+    <w:p>
+      <w:pPr>
+        <w:pStyle w:val="ListParagraph"/>
+        <w:numPr>
+          <w:ilvl w:val="0"/>
+          <w:numId w:val="1"/>
+        </w:numPr>
+        <w:spacing w:after="60"/>
+      </w:pPr>
+      <w:r>
+        <w:t xml:space="preserve">PAT growth is substantially margin- and interest-cost-driven, not purely volume.</w:t>
+      </w:r>
+    </w:p>
+    <w:p>
+      <w:pPr>
+        <w:pStyle w:val="ListParagraph"/>
+        <w:numPr>
+          <w:ilvl w:val="0"/>
+          <w:numId w:val="1"/>
+        </w:numPr>
+        <w:spacing w:after="60"/>
+      </w:pPr>
+      <w:r>
+        <w:t xml:space="preserve">Still no VP thread, no public quarterly disclosure, no independent verification of the 'full-spectrum GPUaaS' positioning.</w:t>
+      </w:r>
+    </w:p>
+    <w:p>
+      <w:pPr>
+        <w:spacing w:after="120"/>
+      </w:pPr>
+      <w:r>
+        <w:rPr>
+          <w:b/>
+          <w:bCs/>
+          <w:sz w:val="20"/>
+          <w:szCs w:val="20"/>
+        </w:rPr>
+        <w:t xml:space="preserve">Open questions / what to watch:</w:t>
+      </w:r>
+    </w:p>
+    <w:p>
+      <w:pPr>
+        <w:pStyle w:val="ListParagraph"/>
+        <w:numPr>
+          <w:ilvl w:val="0"/>
+          <w:numId w:val="1"/>
+        </w:numPr>
+        <w:spacing w:after="60"/>
+      </w:pPr>
+      <w:r>
+        <w:t xml:space="preserve">Is a ~50% operating margin structurally sustainable, or does GPUaaS/cloud price competition normalise it lower?</w:t>
+      </w:r>
+    </w:p>
+    <w:p>
+      <w:pPr>
+        <w:pStyle w:val="ListParagraph"/>
+        <w:numPr>
+          <w:ilvl w:val="0"/>
+          <w:numId w:val="1"/>
+        </w:numPr>
+        <w:spacing w:after="60"/>
+      </w:pPr>
+      <w:r>
+        <w:t xml:space="preserve">What does the first listed-company quarter (Q2 FY27) show on revenue growth and margin?</w:t>
+      </w:r>
+    </w:p>
+    <w:p>
+      <w:pPr>
+        <w:pStyle w:val="ListParagraph"/>
+        <w:numPr>
+          <w:ilvl w:val="0"/>
+          <w:numId w:val="1"/>
+        </w:numPr>
+        <w:spacing w:after="60"/>
+      </w:pPr>
+      <w:r>
+        <w:t xml:space="preserve">How efficiently is the ~Rs 576 Cr DC capex deployed, and what incremental ROCE does it earn?</w:t>
+      </w:r>
+    </w:p>
+    <w:p>
+      <w:pPr>
+        <w:pStyle w:val="ListParagraph"/>
+        <w:numPr>
+          <w:ilvl w:val="0"/>
+          <w:numId w:val="1"/>
+        </w:numPr>
+        <w:spacing w:after="60"/>
+      </w:pPr>
+      <w:r>
+        <w:t xml:space="preserve">How does customer concentration (top 10 ~45%) evolve, and are any large contracts up for renewal?</w:t>
+      </w:r>
+    </w:p>
+    <w:p>
+      <w:pPr>
+        <w:pStyle w:val="ListParagraph"/>
+        <w:numPr>
+          <w:ilvl w:val="0"/>
+          <w:numId w:val="1"/>
+        </w:numPr>
+        <w:spacing w:after="60"/>
+      </w:pPr>
+      <w:r>
+        <w:t xml:space="preserve">Track record block omitted: no verifiable public-company fiscal-year history yet (listed 2026-09-04).</w:t>
+      </w:r>
+    </w:p>
+    <w:p>
+      <w:pPr>
+        <w:spacing w:after="120" w:before="120"/>
+      </w:pPr>
+      <w:r>
+        <w:rPr>
+          <w:b/>
+          <w:bCs/>
+          <w:sz w:val="20"/>
+          <w:szCs w:val="20"/>
+        </w:rPr>
+        <w:t xml:space="preserve">Conviction impact: </w:t>
+      </w:r>
+      <w:r>
+        <w:rPr>
+          <w:sz w:val="20"/>
+          <w:szCs w:val="20"/>
+        </w:rPr>
+        <w:t xml:space="preserve">Medium -&gt; Low-Medium. FY26 financials and the theme fit remain genuinely attractive, but a ~3x first-week run to ~106x trailing PAT with zero public track record removes any margin of safety at the current price; the growth-magnitude exception keeps the 10x label but conviction is cut.</w:t>
       </w:r>
     </w:p>
     <w:p>
@@ -330,15 +833,22 @@
         <w:spacing w:after="120" w:before="280"/>
       </w:pPr>
       <w:r>
-        <w:t xml:space="preserve">ValuePickr Community Signal</w:t>
-      </w:r>
-    </w:p>
-    <w:p>
-      <w:pPr>
-        <w:spacing w:after="120"/>
-      </w:pPr>
-      <w:r>
-        <w:t xml:space="preserve">No ValuePickr thread exists yet (too new — listed the same day as this scan). IPO-analysis coverage (Chittorgarh, IPO Watch, indmoney) was broadly positive on the listing pop and financial trajectory, but this is pre-listing IPO-analysis commentary, not community-vetted VP-forum diligence, so it is weighted accordingly.</w:t>
+        <w:t xml:space="preserve">Guidance &amp; Expectation Gap</w:t>
+      </w:r>
+    </w:p>
+    <w:p>
+      <w:pPr>
+        <w:spacing w:after="120"/>
+      </w:pPr>
+      <w:r>
+        <w:rPr>
+          <w:i/>
+          <w:iCs/>
+          <w:color w:val="666666"/>
+          <w:sz w:val="18"/>
+          <w:szCs w:val="18"/>
+        </w:rPr>
+        <w:t xml:space="preserve">Management guidance decoded into commitments, graded on the expectation → action → operational → commercial → financial ladder, then compared to what the current price appears to assume. Method: playbook/guidance-and-expectation-gap.md.</w:t>
       </w:r>
     </w:p>
     <w:p>
@@ -352,14 +862,966 @@
           <w:sz w:val="20"/>
           <w:szCs w:val="20"/>
         </w:rPr>
-        <w:t xml:space="preserve">High-conviction call from a top contributor: </w:t>
-      </w:r>
-      <w:r>
-        <w:rPr>
-          <w:sz w:val="20"/>
-          <w:szCs w:val="20"/>
-        </w:rPr>
-        <w:t xml:space="preserve">None available (no VP thread; brand-new listing).</w:t>
+        <w:t xml:space="preserve">Commitment ladder (most-proven first):</w:t>
+      </w:r>
+    </w:p>
+    <w:tbl>
+      <w:tblPr>
+        <w:tblW w:type="dxa" w:w="9000"/>
+        <w:tblBorders>
+          <w:top w:val="single" w:color="auto" w:sz="4"/>
+          <w:left w:val="single" w:color="auto" w:sz="4"/>
+          <w:bottom w:val="single" w:color="auto" w:sz="4"/>
+          <w:right w:val="single" w:color="auto" w:sz="4"/>
+          <w:insideH w:val="single" w:color="auto" w:sz="4"/>
+          <w:insideV w:val="single" w:color="auto" w:sz="4"/>
+        </w:tblBorders>
+      </w:tblPr>
+      <w:tblGrid>
+        <w:gridCol w:w="1100"/>
+        <w:gridCol w:w="2600"/>
+        <w:gridCol w:w="2400"/>
+        <w:gridCol w:w="900"/>
+        <w:gridCol w:w="1200"/>
+        <w:gridCol w:w="800"/>
+      </w:tblGrid>
+      <w:tr>
+        <w:trPr>
+          <w:tblHeader/>
+        </w:trPr>
+        <w:tc>
+          <w:tcPr>
+            <w:tcW w:type="dxa" w:w="1100"/>
+            <w:shd w:fill="F2F2F2" w:val="clear"/>
+          </w:tcPr>
+          <w:p>
+            <w:r>
+              <w:rPr>
+                <w:b/>
+                <w:bCs/>
+                <w:sz w:val="18"/>
+                <w:szCs w:val="18"/>
+              </w:rPr>
+              <w:t xml:space="preserve">Area</w:t>
+            </w:r>
+          </w:p>
+        </w:tc>
+        <w:tc>
+          <w:tcPr>
+            <w:tcW w:type="dxa" w:w="2600"/>
+            <w:shd w:fill="F2F2F2" w:val="clear"/>
+          </w:tcPr>
+          <w:p>
+            <w:r>
+              <w:rPr>
+                <w:b/>
+                <w:bCs/>
+                <w:sz w:val="18"/>
+                <w:szCs w:val="18"/>
+              </w:rPr>
+              <w:t xml:space="preserve">Commitment</w:t>
+            </w:r>
+          </w:p>
+        </w:tc>
+        <w:tc>
+          <w:tcPr>
+            <w:tcW w:type="dxa" w:w="2400"/>
+            <w:shd w:fill="F2F2F2" w:val="clear"/>
+          </w:tcPr>
+          <w:p>
+            <w:r>
+              <w:rPr>
+                <w:b/>
+                <w:bCs/>
+                <w:sz w:val="18"/>
+                <w:szCs w:val="18"/>
+              </w:rPr>
+              <w:t xml:space="preserve">Specifics</w:t>
+            </w:r>
+          </w:p>
+        </w:tc>
+        <w:tc>
+          <w:tcPr>
+            <w:tcW w:type="dxa" w:w="900"/>
+            <w:shd w:fill="F2F2F2" w:val="clear"/>
+          </w:tcPr>
+          <w:p>
+            <w:r>
+              <w:rPr>
+                <w:b/>
+                <w:bCs/>
+                <w:sz w:val="18"/>
+                <w:szCs w:val="18"/>
+              </w:rPr>
+              <w:t xml:space="preserve">By when</w:t>
+            </w:r>
+          </w:p>
+        </w:tc>
+        <w:tc>
+          <w:tcPr>
+            <w:tcW w:type="dxa" w:w="1200"/>
+            <w:shd w:fill="F2F2F2" w:val="clear"/>
+          </w:tcPr>
+          <w:p>
+            <w:r>
+              <w:rPr>
+                <w:b/>
+                <w:bCs/>
+                <w:sz w:val="18"/>
+                <w:szCs w:val="18"/>
+              </w:rPr>
+              <w:t xml:space="preserve">Stage</w:t>
+            </w:r>
+          </w:p>
+        </w:tc>
+        <w:tc>
+          <w:tcPr>
+            <w:tcW w:type="dxa" w:w="800"/>
+            <w:shd w:fill="F2F2F2" w:val="clear"/>
+          </w:tcPr>
+          <w:p>
+            <w:r>
+              <w:rPr>
+                <w:b/>
+                <w:bCs/>
+                <w:sz w:val="18"/>
+                <w:szCs w:val="18"/>
+              </w:rPr>
+              <w:t xml:space="preserve">Thesis-critical</w:t>
+            </w:r>
+          </w:p>
+        </w:tc>
+      </w:tr>
+      <w:tr>
+        <w:tc>
+          <w:tcPr>
+            <w:tcW w:type="dxa" w:w="1100"/>
+          </w:tcPr>
+          <w:p>
+            <w:r>
+              <w:rPr>
+                <w:b w:val="false"/>
+                <w:bCs w:val="false"/>
+                <w:sz w:val="18"/>
+                <w:szCs w:val="18"/>
+              </w:rPr>
+              <w:t xml:space="preserve">capex</w:t>
+            </w:r>
+          </w:p>
+        </w:tc>
+        <w:tc>
+          <w:tcPr>
+            <w:tcW w:type="dxa" w:w="2600"/>
+          </w:tcPr>
+          <w:p>
+            <w:r>
+              <w:rPr>
+                <w:b w:val="false"/>
+                <w:bCs w:val="false"/>
+                <w:sz w:val="18"/>
+                <w:szCs w:val="18"/>
+              </w:rPr>
+              <w:t xml:space="preserve">Deploy ~Rs 576 Cr of IPO proceeds into cloud-computing / data-centre infrastructure</w:t>
+            </w:r>
+          </w:p>
+        </w:tc>
+        <w:tc>
+          <w:tcPr>
+            <w:tcW w:type="dxa" w:w="2400"/>
+          </w:tcPr>
+          <w:p>
+            <w:r>
+              <w:rPr>
+                <w:b w:val="false"/>
+                <w:bCs w:val="false"/>
+                <w:sz w:val="18"/>
+                <w:szCs w:val="18"/>
+              </w:rPr>
+              <w:t xml:space="preserve">of the ~Rs 720 Cr fresh issue; capacity for cloud + GPUaaS growth</w:t>
+            </w:r>
+          </w:p>
+        </w:tc>
+        <w:tc>
+          <w:tcPr>
+            <w:tcW w:type="dxa" w:w="900"/>
+          </w:tcPr>
+          <w:p>
+            <w:r>
+              <w:rPr>
+                <w:b w:val="false"/>
+                <w:bCs w:val="false"/>
+                <w:sz w:val="18"/>
+                <w:szCs w:val="18"/>
+              </w:rPr>
+              <w:t xml:space="preserve">FY28</w:t>
+            </w:r>
+          </w:p>
+        </w:tc>
+        <w:tc>
+          <w:tcPr>
+            <w:tcW w:type="dxa" w:w="1200"/>
+          </w:tcPr>
+          <w:p>
+            <w:r>
+              <w:rPr>
+                <w:b w:val="false"/>
+                <w:bCs w:val="false"/>
+                <w:sz w:val="18"/>
+                <w:szCs w:val="18"/>
+              </w:rPr>
+              <w:t xml:space="preserve">action</w:t>
+            </w:r>
+          </w:p>
+        </w:tc>
+        <w:tc>
+          <w:tcPr>
+            <w:tcW w:type="dxa" w:w="800"/>
+          </w:tcPr>
+          <w:p>
+            <w:r>
+              <w:rPr>
+                <w:b w:val="false"/>
+                <w:bCs w:val="false"/>
+                <w:sz w:val="18"/>
+                <w:szCs w:val="18"/>
+              </w:rPr>
+              <w:t xml:space="preserve">yes</w:t>
+            </w:r>
+          </w:p>
+        </w:tc>
+      </w:tr>
+      <w:tr>
+        <w:tc>
+          <w:tcPr>
+            <w:tcW w:type="dxa" w:w="1100"/>
+          </w:tcPr>
+          <w:p>
+            <w:r>
+              <w:rPr>
+                <w:b w:val="false"/>
+                <w:bCs w:val="false"/>
+                <w:sz w:val="18"/>
+                <w:szCs w:val="18"/>
+              </w:rPr>
+              <w:t xml:space="preserve">growth</w:t>
+            </w:r>
+          </w:p>
+        </w:tc>
+        <w:tc>
+          <w:tcPr>
+            <w:tcW w:type="dxa" w:w="2600"/>
+          </w:tcPr>
+          <w:p>
+            <w:r>
+              <w:rPr>
+                <w:b w:val="false"/>
+                <w:bCs w:val="false"/>
+                <w:sz w:val="18"/>
+                <w:szCs w:val="18"/>
+              </w:rPr>
+              <w:t xml:space="preserve">Sustain high-20s%+ revenue growth with ~50% operating margin</w:t>
+            </w:r>
+          </w:p>
+        </w:tc>
+        <w:tc>
+          <w:tcPr>
+            <w:tcW w:type="dxa" w:w="2400"/>
+          </w:tcPr>
+          <w:p>
+            <w:r>
+              <w:rPr>
+                <w:b w:val="false"/>
+                <w:bCs w:val="false"/>
+                <w:sz w:val="18"/>
+                <w:szCs w:val="18"/>
+              </w:rPr>
+              <w:t xml:space="preserve">implied by the FY24-FY26 trajectory; no formal public guidance yet</w:t>
+            </w:r>
+          </w:p>
+        </w:tc>
+        <w:tc>
+          <w:tcPr>
+            <w:tcW w:type="dxa" w:w="900"/>
+          </w:tcPr>
+          <w:p>
+            <w:r>
+              <w:rPr>
+                <w:b w:val="false"/>
+                <w:bCs w:val="false"/>
+                <w:sz w:val="18"/>
+                <w:szCs w:val="18"/>
+              </w:rPr>
+              <w:t xml:space="preserve">FY27</w:t>
+            </w:r>
+          </w:p>
+        </w:tc>
+        <w:tc>
+          <w:tcPr>
+            <w:tcW w:type="dxa" w:w="1200"/>
+          </w:tcPr>
+          <w:p>
+            <w:r>
+              <w:rPr>
+                <w:b w:val="false"/>
+                <w:bCs w:val="false"/>
+                <w:sz w:val="18"/>
+                <w:szCs w:val="18"/>
+              </w:rPr>
+              <w:t xml:space="preserve">expectation</w:t>
+            </w:r>
+          </w:p>
+        </w:tc>
+        <w:tc>
+          <w:tcPr>
+            <w:tcW w:type="dxa" w:w="800"/>
+          </w:tcPr>
+          <w:p>
+            <w:r>
+              <w:rPr>
+                <w:b w:val="false"/>
+                <w:bCs w:val="false"/>
+                <w:sz w:val="18"/>
+                <w:szCs w:val="18"/>
+              </w:rPr>
+              <w:t xml:space="preserve">yes</w:t>
+            </w:r>
+          </w:p>
+        </w:tc>
+      </w:tr>
+      <w:tr>
+        <w:tc>
+          <w:tcPr>
+            <w:tcW w:type="dxa" w:w="1100"/>
+          </w:tcPr>
+          <w:p>
+            <w:r>
+              <w:rPr>
+                <w:b w:val="false"/>
+                <w:bCs w:val="false"/>
+                <w:sz w:val="18"/>
+                <w:szCs w:val="18"/>
+              </w:rPr>
+              <w:t xml:space="preserve">strategy</w:t>
+            </w:r>
+          </w:p>
+        </w:tc>
+        <w:tc>
+          <w:tcPr>
+            <w:tcW w:type="dxa" w:w="2600"/>
+          </w:tcPr>
+          <w:p>
+            <w:r>
+              <w:rPr>
+                <w:b w:val="false"/>
+                <w:bCs w:val="false"/>
+                <w:sz w:val="18"/>
+                <w:szCs w:val="18"/>
+              </w:rPr>
+              <w:t xml:space="preserve">Scale GPU-as-a-Service as a differentiated full-spectrum offering</w:t>
+            </w:r>
+          </w:p>
+        </w:tc>
+        <w:tc>
+          <w:tcPr>
+            <w:tcW w:type="dxa" w:w="2400"/>
+          </w:tcPr>
+          <w:p>
+            <w:r>
+              <w:rPr>
+                <w:b w:val="false"/>
+                <w:bCs w:val="false"/>
+                <w:sz w:val="18"/>
+                <w:szCs w:val="18"/>
+              </w:rPr>
+              <w:t xml:space="preserve">'one of only two' Indian full-spectrum GPUaaS providers (company claim)</w:t>
+            </w:r>
+          </w:p>
+        </w:tc>
+        <w:tc>
+          <w:tcPr>
+            <w:tcW w:type="dxa" w:w="900"/>
+          </w:tcPr>
+          <w:p>
+            <w:r>
+              <w:rPr>
+                <w:b w:val="false"/>
+                <w:bCs w:val="false"/>
+                <w:sz w:val="18"/>
+                <w:szCs w:val="18"/>
+              </w:rPr>
+              <w:t xml:space="preserve">beyond</w:t>
+            </w:r>
+          </w:p>
+        </w:tc>
+        <w:tc>
+          <w:tcPr>
+            <w:tcW w:type="dxa" w:w="1200"/>
+          </w:tcPr>
+          <w:p>
+            <w:r>
+              <w:rPr>
+                <w:b w:val="false"/>
+                <w:bCs w:val="false"/>
+                <w:sz w:val="18"/>
+                <w:szCs w:val="18"/>
+              </w:rPr>
+              <w:t xml:space="preserve">expectation</w:t>
+            </w:r>
+          </w:p>
+        </w:tc>
+        <w:tc>
+          <w:tcPr>
+            <w:tcW w:type="dxa" w:w="800"/>
+          </w:tcPr>
+          <w:p>
+            <w:r>
+              <w:rPr>
+                <w:b w:val="false"/>
+                <w:bCs w:val="false"/>
+                <w:sz w:val="18"/>
+                <w:szCs w:val="18"/>
+              </w:rPr>
+              <w:t xml:space="preserve"/>
+            </w:r>
+          </w:p>
+        </w:tc>
+      </w:tr>
+    </w:tbl>
+    <w:p>
+      <w:pPr>
+        <w:spacing w:after="60" w:before="120"/>
+      </w:pPr>
+      <w:r>
+        <w:rPr>
+          <w:b/>
+          <w:bCs/>
+          <w:sz w:val="20"/>
+          <w:szCs w:val="20"/>
+        </w:rPr>
+        <w:t xml:space="preserve">Earnings chain: </w:t>
+      </w:r>
+      <w:r>
+        <w:rPr>
+          <w:b w:val="false"/>
+          <w:bCs w:val="false"/>
+          <w:sz w:val="20"/>
+          <w:szCs w:val="20"/>
+        </w:rPr>
+        <w:t xml:space="preserve">DC/cloud/GPU capacity added (IPO-funded)</w:t>
+      </w:r>
+      <w:r>
+        <w:rPr>
+          <w:color w:val="666666"/>
+          <w:sz w:val="20"/>
+          <w:szCs w:val="20"/>
+        </w:rPr>
+        <w:t xml:space="preserve"> → </w:t>
+      </w:r>
+      <w:r>
+        <w:rPr>
+          <w:b w:val="false"/>
+          <w:bCs w:val="false"/>
+          <w:sz w:val="20"/>
+          <w:szCs w:val="20"/>
+        </w:rPr>
+        <w:t xml:space="preserve">customer additions + cross-sell (62% -&gt; 89%)</w:t>
+      </w:r>
+      <w:r>
+        <w:rPr>
+          <w:color w:val="666666"/>
+          <w:sz w:val="20"/>
+          <w:szCs w:val="20"/>
+        </w:rPr>
+        <w:t xml:space="preserve"> → </w:t>
+      </w:r>
+      <w:r>
+        <w:rPr>
+          <w:b w:val="false"/>
+          <w:bCs w:val="false"/>
+          <w:sz w:val="20"/>
+          <w:szCs w:val="20"/>
+        </w:rPr>
+        <w:t xml:space="preserve">revenue growth</w:t>
+      </w:r>
+      <w:r>
+        <w:rPr>
+          <w:color w:val="666666"/>
+          <w:sz w:val="20"/>
+          <w:szCs w:val="20"/>
+        </w:rPr>
+        <w:t xml:space="preserve"> → </w:t>
+      </w:r>
+      <w:r>
+        <w:rPr>
+          <w:b/>
+          <w:bCs/>
+          <w:color w:val="A32020"/>
+          <w:sz w:val="20"/>
+          <w:szCs w:val="20"/>
+        </w:rPr>
+        <w:t xml:space="preserve">operating leverage on the DC asset base</w:t>
+      </w:r>
+      <w:r>
+        <w:rPr>
+          <w:color w:val="666666"/>
+          <w:sz w:val="20"/>
+          <w:szCs w:val="20"/>
+        </w:rPr>
+        <w:t xml:space="preserve"> → </w:t>
+      </w:r>
+      <w:r>
+        <w:rPr>
+          <w:b w:val="false"/>
+          <w:bCs w:val="false"/>
+          <w:sz w:val="20"/>
+          <w:szCs w:val="20"/>
+        </w:rPr>
+        <w:t xml:space="preserve">operating margin ~50%</w:t>
+      </w:r>
+      <w:r>
+        <w:rPr>
+          <w:color w:val="666666"/>
+          <w:sz w:val="20"/>
+          <w:szCs w:val="20"/>
+        </w:rPr>
+        <w:t xml:space="preserve"> → </w:t>
+      </w:r>
+      <w:r>
+        <w:rPr>
+          <w:b w:val="false"/>
+          <w:bCs w:val="false"/>
+          <w:sz w:val="20"/>
+          <w:szCs w:val="20"/>
+        </w:rPr>
+        <w:t xml:space="preserve">PAT</w:t>
+      </w:r>
+      <w:r>
+        <w:rPr>
+          <w:color w:val="666666"/>
+          <w:sz w:val="20"/>
+          <w:szCs w:val="20"/>
+        </w:rPr>
+        <w:t xml:space="preserve"> → </w:t>
+      </w:r>
+      <w:r>
+        <w:rPr>
+          <w:b w:val="false"/>
+          <w:bCs w:val="false"/>
+          <w:sz w:val="20"/>
+          <w:szCs w:val="20"/>
+        </w:rPr>
+        <w:t xml:space="preserve">FCF (net of ongoing DC capex)</w:t>
+      </w:r>
+    </w:p>
+    <w:p>
+      <w:pPr>
+        <w:spacing w:after="120"/>
+      </w:pPr>
+      <w:r>
+        <w:rPr>
+          <w:color w:val="666666"/>
+          <w:sz w:val="18"/>
+          <w:szCs w:val="18"/>
+        </w:rPr>
+        <w:t xml:space="preserve">Bottleneck link: operating leverage on the DC asset base.</w:t>
+      </w:r>
+    </w:p>
+    <w:p>
+      <w:pPr>
+        <w:spacing w:after="120"/>
+      </w:pPr>
+      <w:r>
+        <w:rPr>
+          <w:color w:val="666666"/>
+          <w:sz w:val="18"/>
+          <w:szCs w:val="18"/>
+        </w:rPr>
+        <w:t xml:space="preserve">Operating leverage: yes - operating margin expanded ~35% -&gt; ~50% over FY24-FY26 as revenue scaled on the DC base; durability unproven</w:t>
+      </w:r>
+    </w:p>
+    <w:p>
+      <w:pPr>
+        <w:spacing w:after="120"/>
+      </w:pPr>
+      <w:r>
+        <w:rPr>
+          <w:color w:val="666666"/>
+          <w:sz w:val="18"/>
+          <w:szCs w:val="18"/>
+        </w:rPr>
+        <w:t xml:space="preserve">Evidenced: customer additions + cross-sell (62% -&gt; 89%); revenue growth; operating margin ~50%; PAT. Still assumed: DC/cloud/GPU capacity added (IPO-funded); operating leverage on the DC asset base; FCF (net of ongoing DC capex).</w:t>
+      </w:r>
+    </w:p>
+    <w:p>
+      <w:pPr>
+        <w:spacing w:after="120"/>
+      </w:pPr>
+      <w:r>
+        <w:rPr>
+          <w:b/>
+          <w:bCs/>
+          <w:sz w:val="20"/>
+          <w:szCs w:val="20"/>
+        </w:rPr>
+        <w:t xml:space="preserve">Market expectation vs. our path:</w:t>
+      </w:r>
+    </w:p>
+    <w:tbl>
+      <w:tblPr>
+        <w:tblW w:type="dxa" w:w="9000"/>
+        <w:tblBorders>
+          <w:top w:val="single" w:color="auto" w:sz="4"/>
+          <w:left w:val="single" w:color="auto" w:sz="4"/>
+          <w:bottom w:val="single" w:color="auto" w:sz="4"/>
+          <w:right w:val="single" w:color="auto" w:sz="4"/>
+          <w:insideH w:val="single" w:color="auto" w:sz="4"/>
+          <w:insideV w:val="single" w:color="auto" w:sz="4"/>
+        </w:tblBorders>
+      </w:tblPr>
+      <w:tblGrid>
+        <w:gridCol w:w="3200"/>
+        <w:gridCol w:w="5800"/>
+      </w:tblGrid>
+      <w:tr>
+        <w:tc>
+          <w:tcPr>
+            <w:tcW w:type="dxa" w:w="3200"/>
+            <w:shd w:fill="F2F2F2" w:val="clear"/>
+          </w:tcPr>
+          <w:p>
+            <w:r>
+              <w:rPr>
+                <w:b/>
+                <w:bCs/>
+              </w:rPr>
+              <w:t xml:space="preserve">As of</w:t>
+            </w:r>
+          </w:p>
+        </w:tc>
+        <w:tc>
+          <w:tcPr>
+            <w:tcW w:type="dxa" w:w="5800"/>
+          </w:tcPr>
+          <w:p>
+            <w:r>
+              <w:t xml:space="preserve">2026-09-08</w:t>
+            </w:r>
+          </w:p>
+        </w:tc>
+      </w:tr>
+      <w:tr>
+        <w:tc>
+          <w:tcPr>
+            <w:tcW w:type="dxa" w:w="3200"/>
+            <w:shd w:fill="F2F2F2" w:val="clear"/>
+          </w:tcPr>
+          <w:p>
+            <w:r>
+              <w:rPr>
+                <w:b/>
+                <w:bCs/>
+              </w:rPr>
+              <w:t xml:space="preserve">Price / multiple</w:t>
+            </w:r>
+          </w:p>
+        </w:tc>
+        <w:tc>
+          <w:tcPr>
+            <w:tcW w:type="dxa" w:w="5800"/>
+          </w:tcPr>
+          <w:p>
+            <w:r>
+              <w:t xml:space="preserve">Rs 1308 · 106x P/E</w:t>
+            </w:r>
+          </w:p>
+        </w:tc>
+      </w:tr>
+      <w:tr>
+        <w:tc>
+          <w:tcPr>
+            <w:tcW w:type="dxa" w:w="3200"/>
+            <w:shd w:fill="F2F2F2" w:val="clear"/>
+          </w:tcPr>
+          <w:p>
+            <w:r>
+              <w:rPr>
+                <w:b/>
+                <w:bCs/>
+              </w:rPr>
+              <w:t xml:space="preserve">Right valuation lens</w:t>
+            </w:r>
+          </w:p>
+        </w:tc>
+        <w:tc>
+          <w:tcPr>
+            <w:tcW w:type="dxa" w:w="5800"/>
+          </w:tcPr>
+          <w:p>
+            <w:r>
+              <w:t xml:space="preserve">P/E</w:t>
+            </w:r>
+          </w:p>
+        </w:tc>
+      </w:tr>
+      <w:tr>
+        <w:tc>
+          <w:tcPr>
+            <w:tcW w:type="dxa" w:w="3200"/>
+            <w:shd w:fill="F2F2F2" w:val="clear"/>
+          </w:tcPr>
+          <w:p>
+            <w:r>
+              <w:rPr>
+                <w:b/>
+                <w:bCs/>
+              </w:rPr>
+              <w:t xml:space="preserve">Price implies</w:t>
+            </w:r>
+          </w:p>
+        </w:tc>
+        <w:tc>
+          <w:tcPr>
+            <w:tcW w:type="dxa" w:w="5800"/>
+          </w:tcPr>
+          <w:p>
+            <w:r>
+              <w:t xml:space="preserve">~45-55% EPS CAGR sustained for 5+ years would be needed to grow into ~106x at a ~30x high-quality-franchise exit; the FY24-FY26 rate was ~28% revenue / faster PAT on margin expansion that cannot repeat indefinitely</w:t>
+            </w:r>
+          </w:p>
+        </w:tc>
+      </w:tr>
+      <w:tr>
+        <w:tc>
+          <w:tcPr>
+            <w:tcW w:type="dxa" w:w="3200"/>
+            <w:shd w:fill="F2F2F2" w:val="clear"/>
+          </w:tcPr>
+          <w:p>
+            <w:r>
+              <w:rPr>
+                <w:b/>
+                <w:bCs/>
+              </w:rPr>
+              <w:t xml:space="preserve">Our FY27</w:t>
+            </w:r>
+          </w:p>
+        </w:tc>
+        <w:tc>
+          <w:tcPr>
+            <w:tcW w:type="dxa" w:w="5800"/>
+          </w:tcPr>
+          <w:p>
+            <w:r>
+              <w:t xml:space="preserve">revenue +25-35%, PAT +25-40% if margins hold near ~50%</w:t>
+            </w:r>
+          </w:p>
+        </w:tc>
+      </w:tr>
+      <w:tr>
+        <w:tc>
+          <w:tcPr>
+            <w:tcW w:type="dxa" w:w="3200"/>
+            <w:shd w:fill="F2F2F2" w:val="clear"/>
+          </w:tcPr>
+          <w:p>
+            <w:r>
+              <w:rPr>
+                <w:b/>
+                <w:bCs/>
+              </w:rPr>
+              <w:t xml:space="preserve">Our FY28</w:t>
+            </w:r>
+          </w:p>
+        </w:tc>
+        <w:tc>
+          <w:tcPr>
+            <w:tcW w:type="dxa" w:w="5800"/>
+          </w:tcPr>
+          <w:p>
+            <w:r>
+              <w:t xml:space="preserve">further growth as IPO capex lands, but wide range; margin normalisation is the key swing</w:t>
+            </w:r>
+          </w:p>
+        </w:tc>
+      </w:tr>
+      <w:tr>
+        <w:tc>
+          <w:tcPr>
+            <w:tcW w:type="dxa" w:w="3200"/>
+            <w:shd w:fill="F2F2F2" w:val="clear"/>
+          </w:tcPr>
+          <w:p>
+            <w:r>
+              <w:rPr>
+                <w:b/>
+                <w:bCs/>
+              </w:rPr>
+              <w:t xml:space="preserve">Gap direction</w:t>
+            </w:r>
+          </w:p>
+        </w:tc>
+        <w:tc>
+          <w:tcPr>
+            <w:tcW w:type="dxa" w:w="5800"/>
+          </w:tcPr>
+          <w:p>
+            <w:r>
+              <w:t xml:space="preserve">over-optimistic</w:t>
+            </w:r>
+          </w:p>
+        </w:tc>
+      </w:tr>
+      <w:tr>
+        <w:tc>
+          <w:tcPr>
+            <w:tcW w:type="dxa" w:w="3200"/>
+            <w:shd w:fill="F2F2F2" w:val="clear"/>
+          </w:tcPr>
+          <w:p>
+            <w:r>
+              <w:rPr>
+                <w:b/>
+                <w:bCs/>
+              </w:rPr>
+              <w:t xml:space="preserve">Gap type</w:t>
+            </w:r>
+          </w:p>
+        </w:tc>
+        <w:tc>
+          <w:tcPr>
+            <w:tcW w:type="dxa" w:w="5800"/>
+          </w:tcPr>
+          <w:p>
+            <w:r>
+              <w:t xml:space="preserve">duration</w:t>
+            </w:r>
+          </w:p>
+        </w:tc>
+      </w:tr>
+      <w:tr>
+        <w:tc>
+          <w:tcPr>
+            <w:tcW w:type="dxa" w:w="3200"/>
+            <w:shd w:fill="F2F2F2" w:val="clear"/>
+          </w:tcPr>
+          <w:p>
+            <w:r>
+              <w:rPr>
+                <w:b/>
+                <w:bCs/>
+              </w:rPr>
+              <w:t xml:space="preserve">Gap magnitude</w:t>
+            </w:r>
+          </w:p>
+        </w:tc>
+        <w:tc>
+          <w:tcPr>
+            <w:tcW w:type="dxa" w:w="5800"/>
+          </w:tcPr>
+          <w:p>
+            <w:r>
+              <w:t xml:space="preserve">not estimable</w:t>
+            </w:r>
+          </w:p>
+        </w:tc>
+      </w:tr>
+      <w:tr>
+        <w:tc>
+          <w:tcPr>
+            <w:tcW w:type="dxa" w:w="3200"/>
+            <w:shd w:fill="F2F2F2" w:val="clear"/>
+          </w:tcPr>
+          <w:p>
+            <w:r>
+              <w:rPr>
+                <w:b/>
+                <w:bCs/>
+              </w:rPr>
+              <w:t xml:space="preserve">Gap basis</w:t>
+            </w:r>
+          </w:p>
+        </w:tc>
+        <w:tc>
+          <w:tcPr>
+            <w:tcW w:type="dxa" w:w="5800"/>
+          </w:tcPr>
+          <w:p>
+            <w:r>
+              <w:t xml:space="preserve">the post-listing price embeds many years of flawless high-growth compounding with no public track record; even a strong FY27 is unlikely to justify ~106x on a fundamentals basis</w:t>
+            </w:r>
+          </w:p>
+        </w:tc>
+      </w:tr>
+      <w:tr>
+        <w:tc>
+          <w:tcPr>
+            <w:tcW w:type="dxa" w:w="3200"/>
+            <w:shd w:fill="F2F2F2" w:val="clear"/>
+          </w:tcPr>
+          <w:p>
+            <w:r>
+              <w:rPr>
+                <w:b/>
+                <w:bCs/>
+              </w:rPr>
+              <w:t xml:space="preserve">Evidence quality</w:t>
+            </w:r>
+          </w:p>
+        </w:tc>
+        <w:tc>
+          <w:tcPr>
+            <w:tcW w:type="dxa" w:w="5800"/>
+          </w:tcPr>
+          <w:p>
+            <w:r>
+              <w:t xml:space="preserve">weak</w:t>
+            </w:r>
+          </w:p>
+        </w:tc>
+      </w:tr>
+    </w:tbl>
+    <w:p>
+      <w:pPr>
+        <w:spacing w:after="120"/>
+      </w:pPr>
+      <w:r>
+        <w:rPr>
+          <w:i/>
+          <w:iCs/>
+          <w:color w:val="666666"/>
+          <w:sz w:val="16"/>
+          <w:szCs w:val="16"/>
+        </w:rPr>
+        <w:t xml:space="preserve">no broker consensus; implied path is a reverse-P/E estimate + screener.in forward figures + VP thread view</w:t>
+      </w:r>
+    </w:p>
+    <w:p>
+      <w:pPr>
+        <w:spacing w:after="120" w:before="120"/>
+      </w:pPr>
+      <w:r>
+        <w:rPr>
+          <w:b/>
+          <w:bCs/>
+          <w:sz w:val="20"/>
+          <w:szCs w:val="20"/>
+        </w:rPr>
+        <w:t xml:space="preserve">Catalyst: </w:t>
+      </w:r>
+      <w:r>
+        <w:rPr>
+          <w:sz w:val="20"/>
+          <w:szCs w:val="20"/>
+        </w:rPr>
+        <w:t xml:space="preserve">First post-listing quarterly result (Q2 FY27) and emergence of independent/VP coverage</w:t>
+      </w:r>
+      <w:r>
+        <w:rPr>
+          <w:color w:val="666666"/>
+          <w:sz w:val="18"/>
+          <w:szCs w:val="18"/>
+        </w:rPr>
+        <w:t xml:space="preserve"> (window ~3M from 2026-09-08; dated; evidence low; pending)</w:t>
       </w:r>
     </w:p>
     <w:p>
@@ -368,76 +1830,710 @@
         <w:spacing w:after="120" w:before="280"/>
       </w:pPr>
       <w:r>
-        <w:t xml:space="preserve">BSE Corporate Actions / Other Red Flags</w:t>
-      </w:r>
-    </w:p>
-    <w:p>
-      <w:pPr>
-        <w:spacing w:after="120"/>
-      </w:pPr>
-      <w:r>
-        <w:t xml:space="preserve">No SEBI/fraud order; no going-concern issue. IPO fully subscribed and listed with regulatory clearance; no red_flag_tier. Standard fresh-IPO risks apply: promoter/anchor-investor lock-up expiries, no multi-quarter public disclosure history yet, and customer concentration (top 10 = 45%) as a real, disclosed risk.</w:t>
-      </w:r>
-    </w:p>
+        <w:t xml:space="preserve">Ishmohit-Lens Checks (value chain · earnings quality · growth trajectory · management · quality metrics · track record · global-signal check)</w:t>
+      </w:r>
+    </w:p>
+    <w:p>
+      <w:pPr>
+        <w:spacing w:after="120"/>
+      </w:pPr>
+      <w:r>
+        <w:rPr>
+          <w:i/>
+          <w:iCs/>
+          <w:color w:val="666666"/>
+          <w:sz w:val="18"/>
+          <w:szCs w:val="18"/>
+        </w:rPr>
+        <w:t xml:space="preserve">Extra checks drawn from @ishmohit1 / SOIC methodology (playbook/ishmohit-soic-style.md): where the company sits in its value chain and what the supply side is doing, whether a margin/PAT inflection is structural or a cyclical peak, the rate-of-change of growth vs. what the multiple demands, and management quality as a positive attribute.</w:t>
+      </w:r>
+    </w:p>
+    <w:p>
+      <w:pPr>
+        <w:spacing w:after="120"/>
+      </w:pPr>
+      <w:r>
+        <w:rPr>
+          <w:b/>
+          <w:bCs/>
+          <w:sz w:val="20"/>
+          <w:szCs w:val="20"/>
+        </w:rPr>
+        <w:t xml:space="preserve">Value chain &amp; supply side:</w:t>
+      </w:r>
+    </w:p>
+    <w:tbl>
+      <w:tblPr>
+        <w:tblW w:type="dxa" w:w="9000"/>
+        <w:tblBorders>
+          <w:top w:val="single" w:color="auto" w:sz="4"/>
+          <w:left w:val="single" w:color="auto" w:sz="4"/>
+          <w:bottom w:val="single" w:color="auto" w:sz="4"/>
+          <w:right w:val="single" w:color="auto" w:sz="4"/>
+          <w:insideH w:val="single" w:color="auto" w:sz="4"/>
+          <w:insideV w:val="single" w:color="auto" w:sz="4"/>
+        </w:tblBorders>
+      </w:tblPr>
+      <w:tblGrid>
+        <w:gridCol w:w="3200"/>
+        <w:gridCol w:w="5800"/>
+      </w:tblGrid>
+      <w:tr>
+        <w:tc>
+          <w:tcPr>
+            <w:tcW w:type="dxa" w:w="3200"/>
+            <w:shd w:fill="F2F2F2" w:val="clear"/>
+          </w:tcPr>
+          <w:p>
+            <w:r>
+              <w:rPr>
+                <w:b/>
+                <w:bCs/>
+              </w:rPr>
+              <w:t xml:space="preserve">Theme</w:t>
+            </w:r>
+          </w:p>
+        </w:tc>
+        <w:tc>
+          <w:tcPr>
+            <w:tcW w:type="dxa" w:w="5800"/>
+          </w:tcPr>
+          <w:p>
+            <w:r>
+              <w:t xml:space="preserve">Data-centre power &amp; cooling / hyperscale + AI infrastructure (priority 1)</w:t>
+            </w:r>
+          </w:p>
+        </w:tc>
+      </w:tr>
+      <w:tr>
+        <w:tc>
+          <w:tcPr>
+            <w:tcW w:type="dxa" w:w="3200"/>
+            <w:shd w:fill="F2F2F2" w:val="clear"/>
+          </w:tcPr>
+          <w:p>
+            <w:r>
+              <w:rPr>
+                <w:b/>
+                <w:bCs/>
+              </w:rPr>
+              <w:t xml:space="preserve">This company's position</w:t>
+            </w:r>
+          </w:p>
+        </w:tc>
+        <w:tc>
+          <w:tcPr>
+            <w:tcW w:type="dxa" w:w="5800"/>
+          </w:tcPr>
+          <w:p>
+            <w:r>
+              <w:t xml:space="preserve">Indian sovereign/enterprise cloud + colocation + GPUaaS provider - tier-2 DC operator serving govt/BFSI/enterprise, downstream of GPU/server OEMs and power/cooling suppliers, competing with hyperscalers and larger DC REIT-style operators</w:t>
+            </w:r>
+          </w:p>
+        </w:tc>
+      </w:tr>
+      <w:tr>
+        <w:tc>
+          <w:tcPr>
+            <w:tcW w:type="dxa" w:w="3200"/>
+            <w:shd w:fill="F2F2F2" w:val="clear"/>
+          </w:tcPr>
+          <w:p>
+            <w:r>
+              <w:rPr>
+                <w:b/>
+                <w:bCs/>
+              </w:rPr>
+              <w:t xml:space="preserve">Bottleneck node (pricing power)</w:t>
+            </w:r>
+          </w:p>
+        </w:tc>
+        <w:tc>
+          <w:tcPr>
+            <w:tcW w:type="dxa" w:w="5800"/>
+          </w:tcPr>
+          <w:p>
+            <w:r>
+              <w:t xml:space="preserve">GPU/accelerator supply and power availability for AI-capable DC capacity; enterprise willingness to adopt a domestic provider over hyperscalers</w:t>
+            </w:r>
+          </w:p>
+        </w:tc>
+      </w:tr>
+      <w:tr>
+        <w:tc>
+          <w:tcPr>
+            <w:tcW w:type="dxa" w:w="3200"/>
+            <w:shd w:fill="F2F2F2" w:val="clear"/>
+          </w:tcPr>
+          <w:p>
+            <w:r>
+              <w:rPr>
+                <w:b/>
+                <w:bCs/>
+              </w:rPr>
+              <w:t xml:space="preserve">Supply-side status</w:t>
+            </w:r>
+          </w:p>
+        </w:tc>
+        <w:tc>
+          <w:tcPr>
+            <w:tcW w:type="dxa" w:w="5800"/>
+          </w:tcPr>
+          <w:p>
+            <w:r>
+              <w:t xml:space="preserve">adding</w:t>
+            </w:r>
+          </w:p>
+        </w:tc>
+      </w:tr>
+      <w:tr>
+        <w:tc>
+          <w:tcPr>
+            <w:tcW w:type="dxa" w:w="3200"/>
+            <w:shd w:fill="F2F2F2" w:val="clear"/>
+          </w:tcPr>
+          <w:p>
+            <w:r>
+              <w:rPr>
+                <w:b/>
+                <w:bCs/>
+              </w:rPr>
+              <w:t xml:space="preserve">Adjacent-node peers</w:t>
+            </w:r>
+          </w:p>
+        </w:tc>
+        <w:tc>
+          <w:tcPr>
+            <w:tcW w:type="dxa" w:w="5800"/>
+          </w:tcPr>
+          <w:p>
+            <w:r>
+              <w:t xml:space="preserve">Yotta (Hiranandani), CtrlS, Netmagic (NTT), Nxtra (Airtel), Sify Technologies</w:t>
+            </w:r>
+          </w:p>
+        </w:tc>
+      </w:tr>
+    </w:tbl>
+    <w:p>
+      <w:pPr>
+        <w:spacing w:after="120"/>
+      </w:pPr>
+      <w:r>
+        <w:rPr>
+          <w:color w:val="666666"/>
+          <w:sz w:val="18"/>
+          <w:szCs w:val="18"/>
+        </w:rPr>
+        <w:t xml:space="preserve">India DC capacity is in a heavy build phase (adding = late-cycle glut risk if AI demand disappoints), but sovereign-cloud/MeitY positioning gives ESDS a defensible niche. GPUaaS margins are the swing variable as more capacity comes online industry-wide.</w:t>
+      </w:r>
+    </w:p>
+    <w:p>
+      <w:pPr>
+        <w:spacing w:after="60" w:before="120"/>
+      </w:pPr>
+      <w:r>
+        <w:rPr>
+          <w:b/>
+          <w:bCs/>
+          <w:sz w:val="20"/>
+          <w:szCs w:val="20"/>
+        </w:rPr>
+        <w:t xml:space="preserve">Earnings quality: </w:t>
+      </w:r>
+      <w:r>
+        <w:rPr>
+          <w:sz w:val="20"/>
+          <w:szCs w:val="20"/>
+        </w:rPr>
+        <w:t xml:space="preserve">margin driver mixed</w:t>
+      </w:r>
+      <w:r>
+        <w:rPr>
+          <w:b/>
+          <w:bCs/>
+          <w:color w:val="A32020"/>
+          <w:sz w:val="20"/>
+          <w:szCs w:val="20"/>
+        </w:rPr>
+        <w:t xml:space="preserve">  — PEAK-MARGIN RISK: do not capitalise current margins</w:t>
+      </w:r>
+    </w:p>
+    <w:p>
+      <w:pPr>
+        <w:spacing w:after="120"/>
+      </w:pPr>
+      <w:r>
+        <w:rPr>
+          <w:color w:val="666666"/>
+          <w:sz w:val="18"/>
+          <w:szCs w:val="18"/>
+        </w:rPr>
+        <w:t xml:space="preserve">Drivers: operating leverage on the data-centre asset base as revenue scaled; mix shift toward higher-margin cloud / managed services / GPUaaS; falling interest cost (Rs 31.6 Cr -&gt; Rs 11.8 Cr) flattering PAT growth.</w:t>
+      </w:r>
+    </w:p>
+    <w:p>
+      <w:pPr>
+        <w:spacing w:after="120"/>
+      </w:pPr>
+      <w:r>
+        <w:rPr>
+          <w:color w:val="666666"/>
+          <w:sz w:val="18"/>
+          <w:szCs w:val="18"/>
+        </w:rPr>
+        <w:t xml:space="preserve">Operating margin expanded from ~35% (FY24) to ~50% (FY26) - an unusually fast step-up. Part is genuine operating leverage, but a ~50% operating margin is high for a cloud/DC/GPUaaS provider and is untested against pricing competition as industry capacity is added; a through-cycle level closer to ~38-42% is a safer base.</w:t>
+      </w:r>
+    </w:p>
+    <w:p>
+      <w:pPr>
+        <w:spacing w:after="60" w:before="120"/>
+      </w:pPr>
+      <w:r>
+        <w:rPr>
+          <w:b/>
+          <w:bCs/>
+          <w:sz w:val="20"/>
+          <w:szCs w:val="20"/>
+        </w:rPr>
+        <w:t xml:space="preserve">Growth trajectory: </w:t>
+      </w:r>
+      <w:r>
+        <w:rPr>
+          <w:b w:val="false"/>
+          <w:bCs w:val="false"/>
+          <w:sz w:val="20"/>
+          <w:szCs w:val="20"/>
+        </w:rPr>
+        <w:t xml:space="preserve">YoY growth rate is accelerating</w:t>
+      </w:r>
+    </w:p>
+    <w:p>
+      <w:pPr>
+        <w:spacing w:after="120"/>
+      </w:pPr>
+      <w:r>
+        <w:rPr>
+          <w:color w:val="666666"/>
+          <w:sz w:val="18"/>
+          <w:szCs w:val="18"/>
+        </w:rPr>
+        <w:t xml:space="preserve">No quarterly series (not yet reported as a listed company). Annual revenue growth FY24-&gt;FY25 +26%, FY25-&gt;FY26 +31%; PAT Rs 13.6 -&gt; 55.6 -&gt; 120.8 Cr (accelerating, margin- and interest-cost-aided).</w:t>
+      </w:r>
+    </w:p>
+    <w:p>
+      <w:pPr>
+        <w:spacing w:after="120"/>
+      </w:pPr>
+      <w:r>
+        <w:rPr>
+          <w:color w:val="666666"/>
+          <w:sz w:val="18"/>
+          <w:szCs w:val="18"/>
+        </w:rPr>
+        <w:t xml:space="preserve">Reverse P/E: ~106x trailing needs ~50%+ EPS CAGR sustained for years at a ~30x exit; the historical ~28% revenue rate plus non-repeatable margin/interest tailwinds do not clear that bar - the multiple is running well ahead of the rate of change.</w:t>
+      </w:r>
+    </w:p>
+    <w:p>
+      <w:pPr>
+        <w:spacing w:after="120"/>
+      </w:pPr>
+      <w:r>
+        <w:rPr>
+          <w:b/>
+          <w:bCs/>
+          <w:sz w:val="20"/>
+          <w:szCs w:val="20"/>
+        </w:rPr>
+        <w:t xml:space="preserve">Management quality (TVGP's "P"):</w:t>
+      </w:r>
+    </w:p>
+    <w:tbl>
+      <w:tblPr>
+        <w:tblW w:type="dxa" w:w="9000"/>
+        <w:tblBorders>
+          <w:top w:val="single" w:color="auto" w:sz="4"/>
+          <w:left w:val="single" w:color="auto" w:sz="4"/>
+          <w:bottom w:val="single" w:color="auto" w:sz="4"/>
+          <w:right w:val="single" w:color="auto" w:sz="4"/>
+          <w:insideH w:val="single" w:color="auto" w:sz="4"/>
+          <w:insideV w:val="single" w:color="auto" w:sz="4"/>
+        </w:tblBorders>
+      </w:tblPr>
+      <w:tblGrid>
+        <w:gridCol w:w="3200"/>
+        <w:gridCol w:w="5800"/>
+      </w:tblGrid>
+      <w:tr>
+        <w:tc>
+          <w:tcPr>
+            <w:tcW w:type="dxa" w:w="3200"/>
+            <w:shd w:fill="F2F2F2" w:val="clear"/>
+          </w:tcPr>
+          <w:p>
+            <w:r>
+              <w:rPr>
+                <w:b/>
+                <w:bCs/>
+              </w:rPr>
+              <w:t xml:space="preserve">Assessment</w:t>
+            </w:r>
+          </w:p>
+        </w:tc>
+        <w:tc>
+          <w:tcPr>
+            <w:tcW w:type="dxa" w:w="5800"/>
+          </w:tcPr>
+          <w:p>
+            <w:r>
+              <w:t xml:space="preserve">neutral</w:t>
+            </w:r>
+          </w:p>
+        </w:tc>
+      </w:tr>
+      <w:tr>
+        <w:tc>
+          <w:tcPr>
+            <w:tcW w:type="dxa" w:w="3200"/>
+            <w:shd w:fill="F2F2F2" w:val="clear"/>
+          </w:tcPr>
+          <w:p>
+            <w:r>
+              <w:rPr>
+                <w:b/>
+                <w:bCs/>
+              </w:rPr>
+              <w:t xml:space="preserve">Capital allocation</w:t>
+            </w:r>
+          </w:p>
+        </w:tc>
+        <w:tc>
+          <w:tcPr>
+            <w:tcW w:type="dxa" w:w="5800"/>
+          </w:tcPr>
+          <w:p>
+            <w:r>
+              <w:t xml:space="preserve">Pre-IPO growth largely self-funded / lightly levered; deleveraged into listing. First major discretionary allocation is the ~Rs 576 Cr DC capex - not yet deployed, so track record as a public-company capital allocator is nil. (unclear)</w:t>
+            </w:r>
+          </w:p>
+        </w:tc>
+      </w:tr>
+      <w:tr>
+        <w:tc>
+          <w:tcPr>
+            <w:tcW w:type="dxa" w:w="3200"/>
+            <w:shd w:fill="F2F2F2" w:val="clear"/>
+          </w:tcPr>
+          <w:p>
+            <w:r>
+              <w:rPr>
+                <w:b/>
+                <w:bCs/>
+              </w:rPr>
+              <w:t xml:space="preserve">Related-party trend</w:t>
+            </w:r>
+          </w:p>
+        </w:tc>
+        <w:tc>
+          <w:tcPr>
+            <w:tcW w:type="dxa" w:w="5800"/>
+          </w:tcPr>
+          <w:p>
+            <w:r>
+              <w:t xml:space="preserve">unclear</w:t>
+            </w:r>
+          </w:p>
+        </w:tc>
+      </w:tr>
+      <w:tr>
+        <w:tc>
+          <w:tcPr>
+            <w:tcW w:type="dxa" w:w="3200"/>
+            <w:shd w:fill="F2F2F2" w:val="clear"/>
+          </w:tcPr>
+          <w:p>
+            <w:r>
+              <w:rPr>
+                <w:b/>
+                <w:bCs/>
+              </w:rPr>
+              <w:t xml:space="preserve">Guidance credibility</w:t>
+            </w:r>
+          </w:p>
+        </w:tc>
+        <w:tc>
+          <w:tcPr>
+            <w:tcW w:type="dxa" w:w="5800"/>
+          </w:tcPr>
+          <w:p>
+            <w:r>
+              <w:t xml:space="preserve">no-track-record</w:t>
+            </w:r>
+          </w:p>
+        </w:tc>
+      </w:tr>
+      <w:tr>
+        <w:tc>
+          <w:tcPr>
+            <w:tcW w:type="dxa" w:w="3200"/>
+            <w:shd w:fill="F2F2F2" w:val="clear"/>
+          </w:tcPr>
+          <w:p>
+            <w:r>
+              <w:rPr>
+                <w:b/>
+                <w:bCs/>
+              </w:rPr>
+              <w:t xml:space="preserve">Shareholder returns</w:t>
+            </w:r>
+          </w:p>
+        </w:tc>
+        <w:tc>
+          <w:tcPr>
+            <w:tcW w:type="dxa" w:w="5800"/>
+          </w:tcPr>
+          <w:p>
+            <w:r>
+              <w:t xml:space="preserve">none</w:t>
+            </w:r>
+          </w:p>
+        </w:tc>
+      </w:tr>
+      <w:tr>
+        <w:tc>
+          <w:tcPr>
+            <w:tcW w:type="dxa" w:w="3200"/>
+            <w:shd w:fill="F2F2F2" w:val="clear"/>
+          </w:tcPr>
+          <w:p>
+            <w:r>
+              <w:rPr>
+                <w:b/>
+                <w:bCs/>
+              </w:rPr>
+              <w:t xml:space="preserve">Capability ladder / VAP</w:t>
+            </w:r>
+          </w:p>
+        </w:tc>
+        <w:tc>
+          <w:tcPr>
+            <w:tcW w:type="dxa" w:w="5800"/>
+          </w:tcPr>
+          <w:p>
+            <w:r>
+              <w:t xml:space="preserve">Moving up from colocation/managed hosting toward cloud + GPUaaS / AI-infrastructure services</w:t>
+            </w:r>
+          </w:p>
+        </w:tc>
+      </w:tr>
+    </w:tbl>
+    <w:p>
+      <w:pPr>
+        <w:spacing w:after="120"/>
+      </w:pPr>
+      <w:r>
+        <w:rPr>
+          <w:b/>
+          <w:bCs/>
+          <w:sz w:val="20"/>
+          <w:szCs w:val="20"/>
+        </w:rPr>
+        <w:t xml:space="preserve">Quality metrics (ROCE · debt · FCF · margin · capex):</w:t>
+      </w:r>
+    </w:p>
+    <w:tbl>
+      <w:tblPr>
+        <w:tblW w:type="dxa" w:w="9000"/>
+        <w:tblBorders>
+          <w:top w:val="single" w:color="auto" w:sz="4"/>
+          <w:left w:val="single" w:color="auto" w:sz="4"/>
+          <w:bottom w:val="single" w:color="auto" w:sz="4"/>
+          <w:right w:val="single" w:color="auto" w:sz="4"/>
+          <w:insideH w:val="single" w:color="auto" w:sz="4"/>
+          <w:insideV w:val="single" w:color="auto" w:sz="4"/>
+        </w:tblBorders>
+      </w:tblPr>
+      <w:tblGrid>
+        <w:gridCol w:w="3200"/>
+        <w:gridCol w:w="5800"/>
+      </w:tblGrid>
+      <w:tr>
+        <w:tc>
+          <w:tcPr>
+            <w:tcW w:type="dxa" w:w="3200"/>
+            <w:shd w:fill="F2F2F2" w:val="clear"/>
+          </w:tcPr>
+          <w:p>
+            <w:r>
+              <w:rPr>
+                <w:b/>
+                <w:bCs/>
+              </w:rPr>
+              <w:t xml:space="preserve">Assessment</w:t>
+            </w:r>
+          </w:p>
+        </w:tc>
+        <w:tc>
+          <w:tcPr>
+            <w:tcW w:type="dxa" w:w="5800"/>
+          </w:tcPr>
+          <w:p>
+            <w:r>
+              <w:t xml:space="preserve">neutral</w:t>
+            </w:r>
+          </w:p>
+        </w:tc>
+      </w:tr>
+      <w:tr>
+        <w:tc>
+          <w:tcPr>
+            <w:tcW w:type="dxa" w:w="3200"/>
+            <w:shd w:fill="F2F2F2" w:val="clear"/>
+          </w:tcPr>
+          <w:p>
+            <w:r>
+              <w:rPr>
+                <w:b/>
+                <w:bCs/>
+              </w:rPr>
+              <w:t xml:space="preserve">ROCE</w:t>
+            </w:r>
+          </w:p>
+        </w:tc>
+        <w:tc>
+          <w:tcPr>
+            <w:tcW w:type="dxa" w:w="5800"/>
+          </w:tcPr>
+          <w:p>
+            <w:r>
+              <w:t xml:space="preserve">—</w:t>
+            </w:r>
+          </w:p>
+        </w:tc>
+      </w:tr>
+      <w:tr>
+        <w:tc>
+          <w:tcPr>
+            <w:tcW w:type="dxa" w:w="3200"/>
+            <w:shd w:fill="F2F2F2" w:val="clear"/>
+          </w:tcPr>
+          <w:p>
+            <w:r>
+              <w:rPr>
+                <w:b/>
+                <w:bCs/>
+              </w:rPr>
+              <w:t xml:space="preserve">Leverage</w:t>
+            </w:r>
+          </w:p>
+        </w:tc>
+        <w:tc>
+          <w:tcPr>
+            <w:tcW w:type="dxa" w:w="5800"/>
+          </w:tcPr>
+          <w:p>
+            <w:r>
+              <w:t xml:space="preserve">Net debt/EBITDA 0x</w:t>
+            </w:r>
+          </w:p>
+        </w:tc>
+      </w:tr>
+      <w:tr>
+        <w:tc>
+          <w:tcPr>
+            <w:tcW w:type="dxa" w:w="3200"/>
+            <w:shd w:fill="F2F2F2" w:val="clear"/>
+          </w:tcPr>
+          <w:p>
+            <w:r>
+              <w:rPr>
+                <w:b/>
+                <w:bCs/>
+              </w:rPr>
+              <w:t xml:space="preserve">FCF conversion</w:t>
+            </w:r>
+          </w:p>
+        </w:tc>
+        <w:tc>
+          <w:tcPr>
+            <w:tcW w:type="dxa" w:w="5800"/>
+          </w:tcPr>
+          <w:p>
+            <w:r>
+              <w:t xml:space="preserve">—</w:t>
+            </w:r>
+          </w:p>
+        </w:tc>
+      </w:tr>
+      <w:tr>
+        <w:tc>
+          <w:tcPr>
+            <w:tcW w:type="dxa" w:w="3200"/>
+            <w:shd w:fill="F2F2F2" w:val="clear"/>
+          </w:tcPr>
+          <w:p>
+            <w:r>
+              <w:rPr>
+                <w:b/>
+                <w:bCs/>
+              </w:rPr>
+              <w:t xml:space="preserve">Margin trend</w:t>
+            </w:r>
+          </w:p>
+        </w:tc>
+        <w:tc>
+          <w:tcPr>
+            <w:tcW w:type="dxa" w:w="5800"/>
+          </w:tcPr>
+          <w:p>
+            <w:r>
+              <w:t xml:space="preserve">expanding</w:t>
+            </w:r>
+          </w:p>
+        </w:tc>
+      </w:tr>
+      <w:tr>
+        <w:tc>
+          <w:tcPr>
+            <w:tcW w:type="dxa" w:w="3200"/>
+            <w:shd w:fill="F2F2F2" w:val="clear"/>
+          </w:tcPr>
+          <w:p>
+            <w:r>
+              <w:rPr>
+                <w:b/>
+                <w:bCs/>
+              </w:rPr>
+              <w:t xml:space="preserve">Capex efficiency</w:t>
+            </w:r>
+          </w:p>
+        </w:tc>
+        <w:tc>
+          <w:tcPr>
+            <w:tcW w:type="dxa" w:w="5800"/>
+          </w:tcPr>
+          <w:p>
+            <w:r>
+              <w:t xml:space="preserve">unclear</w:t>
+            </w:r>
+          </w:p>
+        </w:tc>
+      </w:tr>
+    </w:tbl>
     <w:p>
       <w:pPr>
         <w:pStyle w:val="Heading1"/>
         <w:spacing w:after="120" w:before="280"/>
       </w:pPr>
       <w:r>
-        <w:t xml:space="preserve">Bull Case</w:t>
-      </w:r>
-    </w:p>
-    <w:p>
-      <w:pPr>
-        <w:pStyle w:val="ListParagraph"/>
-        <w:numPr>
-          <w:ilvl w:val="0"/>
-          <w:numId w:val="1"/>
-        </w:numPr>
-        <w:spacing w:after="60"/>
-      </w:pPr>
-      <w:r>
-        <w:t xml:space="preserve">Direct, clean hit on the live priority-1 data-centre/hyperscale/AI-infrastructure theme — GPUaaS + cloud + DC infrastructure is exactly the bottleneck this screen is watching for</w:t>
-      </w:r>
-    </w:p>
-    <w:p>
-      <w:pPr>
-        <w:pStyle w:val="ListParagraph"/>
-        <w:numPr>
-          <w:ilvl w:val="0"/>
-          <w:numId w:val="1"/>
-        </w:numPr>
-        <w:spacing w:after="60"/>
-      </w:pPr>
-      <w:r>
-        <w:t xml:space="preserve">FY26 financials are genuinely strong: 28% revenue growth, 117% PAT growth, ~50% EBITDA margin, low leverage (D/E 0.08)</w:t>
-      </w:r>
-    </w:p>
-    <w:p>
-      <w:pPr>
-        <w:pStyle w:val="ListParagraph"/>
-        <w:numPr>
-          <w:ilvl w:val="0"/>
-          <w:numId w:val="1"/>
-        </w:numPr>
-        <w:spacing w:after="60"/>
-      </w:pPr>
-      <w:r>
-        <w:t xml:space="preserve">Rising cross-sell (62% -&gt; 89% of customers using all 3 service lines) is real evidence of a sticky, expanding customer relationship, not just new-logo growth</w:t>
-      </w:r>
-    </w:p>
-    <w:p>
-      <w:pPr>
-        <w:pStyle w:val="ListParagraph"/>
-        <w:numPr>
-          <w:ilvl w:val="0"/>
-          <w:numId w:val="1"/>
-        </w:numPr>
-        <w:spacing w:after="60"/>
-      </w:pPr>
-      <w:r>
-        <w:t xml:space="preserve">~Rs 576 Cr of fresh IPO capital earmarked directly for cloud/DC infrastructure capacity — funded runway for the theme</w:t>
+        <w:t xml:space="preserve">Technical Read (Weekly / Monthly MACD + Bollinger Bands, or RSI/CCI/Williams %R proxy)</w:t>
+      </w:r>
+    </w:p>
+    <w:p>
+      <w:pPr>
+        <w:spacing w:after="120"/>
+      </w:pPr>
+      <w:r>
+        <w:t xml:space="preserve">N/A for a fundamentals read - but note the post-listing price action is a multi-session upper-circuit run, i.e. momentum/scarcity-driven, not fundamentally anchored.</w:t>
       </w:r>
     </w:p>
     <w:p>
@@ -446,72 +2542,36 @@
         <w:spacing w:after="120" w:before="280"/>
       </w:pPr>
       <w:r>
-        <w:t xml:space="preserve">Bear Case / Key Risks</w:t>
-      </w:r>
-    </w:p>
-    <w:p>
-      <w:pPr>
-        <w:pStyle w:val="ListParagraph"/>
-        <w:numPr>
-          <w:ilvl w:val="0"/>
-          <w:numId w:val="1"/>
-        </w:numPr>
-        <w:spacing w:after="60"/>
-      </w:pPr>
-      <w:r>
-        <w:t xml:space="preserve">Zero public-market track record; no way yet to independently verify management's execution against public disclosures or guidance</w:t>
-      </w:r>
-    </w:p>
-    <w:p>
-      <w:pPr>
-        <w:pStyle w:val="ListParagraph"/>
-        <w:numPr>
-          <w:ilvl w:val="0"/>
-          <w:numId w:val="1"/>
-        </w:numPr>
-        <w:spacing w:after="60"/>
-      </w:pPr>
-      <w:r>
-        <w:t xml:space="preserve">Listing-day market cap (~Rs 8,873 Cr, before the pop is even reflected) already implies ~19x trailing sales / ~73x trailing earnings — priced for a lot of durability</w:t>
-      </w:r>
-    </w:p>
-    <w:p>
-      <w:pPr>
-        <w:pStyle w:val="ListParagraph"/>
-        <w:numPr>
-          <w:ilvl w:val="0"/>
-          <w:numId w:val="1"/>
-        </w:numPr>
-        <w:spacing w:after="60"/>
-      </w:pPr>
-      <w:r>
-        <w:t xml:space="preserve">Top-10 customer concentration at ~45% of FY26 revenue is a real dependency risk</w:t>
-      </w:r>
-    </w:p>
-    <w:p>
-      <w:pPr>
-        <w:pStyle w:val="ListParagraph"/>
-        <w:numPr>
-          <w:ilvl w:val="0"/>
-          <w:numId w:val="1"/>
-        </w:numPr>
-        <w:spacing w:after="60"/>
-      </w:pPr>
-      <w:r>
-        <w:t xml:space="preserve">Competes indirectly against much larger hyperscalers (AWS, Azure, GCP) and established Indian data-centre players; the 'only two players offering the full GPUaaS spectrum' claim is company-sourced and unverified independently</w:t>
-      </w:r>
-    </w:p>
-    <w:p>
-      <w:pPr>
-        <w:pStyle w:val="ListParagraph"/>
-        <w:numPr>
-          <w:ilvl w:val="0"/>
-          <w:numId w:val="1"/>
-        </w:numPr>
-        <w:spacing w:after="60"/>
-      </w:pPr>
-      <w:r>
-        <w:t xml:space="preserve">Fresh IPOs commonly see post-listing volatility around lock-up expiries and the first 1-2 quarterly results as a newly-public company</w:t>
+        <w:t xml:space="preserve">ValuePickr Community Signal</w:t>
+      </w:r>
+    </w:p>
+    <w:p>
+      <w:pPr>
+        <w:spacing w:after="120"/>
+      </w:pPr>
+      <w:r>
+        <w:t xml:space="preserve">No ValuePickr thread exists yet (listed 2026-09-04). Pre-listing IPO-analysis coverage (Chittorgarh, IPO Watch, indmoney) was positive on the trajectory and the listing pop; post-listing media notes the consecutive upper circuits. None of this is community-vetted VP-forum diligence, so it is weighted lightly.</w:t>
+      </w:r>
+    </w:p>
+    <w:p>
+      <w:pPr>
+        <w:spacing w:after="120"/>
+      </w:pPr>
+      <w:r>
+        <w:rPr>
+          <w:b/>
+          <w:bCs/>
+          <w:sz w:val="20"/>
+          <w:szCs w:val="20"/>
+        </w:rPr>
+        <w:t xml:space="preserve">High-conviction call from a top contributor: </w:t>
+      </w:r>
+      <w:r>
+        <w:rPr>
+          <w:sz w:val="20"/>
+          <w:szCs w:val="20"/>
+        </w:rPr>
+        <w:t xml:space="preserve">None available (no VP thread; brand-new listing).</w:t>
       </w:r>
     </w:p>
     <w:p>
@@ -520,6 +2580,184 @@
         <w:spacing w:after="120" w:before="280"/>
       </w:pPr>
       <w:r>
+        <w:t xml:space="preserve">BSE Corporate Actions / Other Red Flags</w:t>
+      </w:r>
+    </w:p>
+    <w:p>
+      <w:pPr>
+        <w:spacing w:after="120"/>
+      </w:pPr>
+      <w:r>
+        <w:t xml:space="preserve">No SEBI/fraud order; no going-concern issue. IPO subscribed ~143x, listed with regulatory clearance; no red_flag_tier. Standard fresh-IPO risks: anchor/promoter lock-up expiries, no multi-quarter public disclosure history, customer concentration (top 10 ~45%).</w:t>
+      </w:r>
+    </w:p>
+    <w:p>
+      <w:pPr>
+        <w:pStyle w:val="Heading1"/>
+        <w:spacing w:after="120" w:before="280"/>
+      </w:pPr>
+      <w:r>
+        <w:t xml:space="preserve">Bull Case</w:t>
+      </w:r>
+    </w:p>
+    <w:p>
+      <w:pPr>
+        <w:pStyle w:val="ListParagraph"/>
+        <w:numPr>
+          <w:ilvl w:val="0"/>
+          <w:numId w:val="1"/>
+        </w:numPr>
+        <w:spacing w:after="60"/>
+      </w:pPr>
+      <w:r>
+        <w:t xml:space="preserve">Direct, clean hit on the live priority-1 data-centre / hyperscale / AI-infrastructure theme - GPUaaS + cloud + DC infra is exactly the bottleneck this screen watches for</w:t>
+      </w:r>
+    </w:p>
+    <w:p>
+      <w:pPr>
+        <w:pStyle w:val="ListParagraph"/>
+        <w:numPr>
+          <w:ilvl w:val="0"/>
+          <w:numId w:val="1"/>
+        </w:numPr>
+        <w:spacing w:after="60"/>
+      </w:pPr>
+      <w:r>
+        <w:t xml:space="preserve">FY26 financials genuinely strong: +28% revenue, +117% PAT, operating margin ~35% -&gt; ~50%, deleveraging</w:t>
+      </w:r>
+    </w:p>
+    <w:p>
+      <w:pPr>
+        <w:pStyle w:val="ListParagraph"/>
+        <w:numPr>
+          <w:ilvl w:val="0"/>
+          <w:numId w:val="1"/>
+        </w:numPr>
+        <w:spacing w:after="60"/>
+      </w:pPr>
+      <w:r>
+        <w:t xml:space="preserve">Rising cross-sell (62% -&gt; 89% of customers on all 3 service lines) is evidence of a sticky, expanding relationship, not just new-logo growth</w:t>
+      </w:r>
+    </w:p>
+    <w:p>
+      <w:pPr>
+        <w:pStyle w:val="ListParagraph"/>
+        <w:numPr>
+          <w:ilvl w:val="0"/>
+          <w:numId w:val="1"/>
+        </w:numPr>
+        <w:spacing w:after="60"/>
+      </w:pPr>
+      <w:r>
+        <w:t xml:space="preserve">~Rs 576 Cr fresh IPO capital earmarked directly for cloud/DC capacity - funded runway inside the theme</w:t>
+      </w:r>
+    </w:p>
+    <w:p>
+      <w:pPr>
+        <w:pStyle w:val="ListParagraph"/>
+        <w:numPr>
+          <w:ilvl w:val="0"/>
+          <w:numId w:val="1"/>
+        </w:numPr>
+        <w:spacing w:after="60"/>
+      </w:pPr>
+      <w:r>
+        <w:t xml:space="preserve">MeitY empanelment / government + BFSI base gives a sovereign-cloud positioning hyperscalers cannot fully replicate</w:t>
+      </w:r>
+    </w:p>
+    <w:p>
+      <w:pPr>
+        <w:pStyle w:val="Heading1"/>
+        <w:spacing w:after="120" w:before="280"/>
+      </w:pPr>
+      <w:r>
+        <w:t xml:space="preserve">Bear Case / Key Risks</w:t>
+      </w:r>
+    </w:p>
+    <w:p>
+      <w:pPr>
+        <w:pStyle w:val="ListParagraph"/>
+        <w:numPr>
+          <w:ilvl w:val="0"/>
+          <w:numId w:val="1"/>
+        </w:numPr>
+        <w:spacing w:after="60"/>
+      </w:pPr>
+      <w:r>
+        <w:t xml:space="preserve">Entry valuation is now ~106x trailing PAT / ~27x sales after a ~3x first-week run on upper circuits - negative margin of safety, priced for flawless multi-year compounding</w:t>
+      </w:r>
+    </w:p>
+    <w:p>
+      <w:pPr>
+        <w:pStyle w:val="ListParagraph"/>
+        <w:numPr>
+          <w:ilvl w:val="0"/>
+          <w:numId w:val="1"/>
+        </w:numPr>
+        <w:spacing w:after="60"/>
+      </w:pPr>
+      <w:r>
+        <w:t xml:space="preserve">Zero public-market track record; first listed-company quarterly result not yet reported - no way to verify execution vs public disclosure</w:t>
+      </w:r>
+    </w:p>
+    <w:p>
+      <w:pPr>
+        <w:pStyle w:val="ListParagraph"/>
+        <w:numPr>
+          <w:ilvl w:val="0"/>
+          <w:numId w:val="1"/>
+        </w:numPr>
+        <w:spacing w:after="60"/>
+      </w:pPr>
+      <w:r>
+        <w:t xml:space="preserve">~50% operating margin is unproven for durability against GPUaaS price competition and hyperscaler (AWS/Azure/GCP) pressure</w:t>
+      </w:r>
+    </w:p>
+    <w:p>
+      <w:pPr>
+        <w:pStyle w:val="ListParagraph"/>
+        <w:numPr>
+          <w:ilvl w:val="0"/>
+          <w:numId w:val="1"/>
+        </w:numPr>
+        <w:spacing w:after="60"/>
+      </w:pPr>
+      <w:r>
+        <w:t xml:space="preserve">Top-10 customer concentration ~45% of FY26 revenue is a real dependency</w:t>
+      </w:r>
+    </w:p>
+    <w:p>
+      <w:pPr>
+        <w:pStyle w:val="ListParagraph"/>
+        <w:numPr>
+          <w:ilvl w:val="0"/>
+          <w:numId w:val="1"/>
+        </w:numPr>
+        <w:spacing w:after="60"/>
+      </w:pPr>
+      <w:r>
+        <w:t xml:space="preserve">Fresh-IPO volatility: lock-up expiries and the first 1-2 quarterly prints as a newly public company are near-term risks</w:t>
+      </w:r>
+    </w:p>
+    <w:p>
+      <w:pPr>
+        <w:pStyle w:val="ListParagraph"/>
+        <w:numPr>
+          <w:ilvl w:val="0"/>
+          <w:numId w:val="1"/>
+        </w:numPr>
+        <w:spacing w:after="60"/>
+      </w:pPr>
+      <w:r>
+        <w:t xml:space="preserve">'Only two players offering the full GPUaaS spectrum' is a company claim, not independently verified</w:t>
+      </w:r>
+    </w:p>
+    <w:p>
+      <w:pPr>
+        <w:pStyle w:val="Heading1"/>
+        <w:spacing w:after="120" w:before="280"/>
+      </w:pPr>
+      <w:r>
         <w:t xml:space="preserve">Market-Cap Tier (informational — not a gate in this project)</w:t>
       </w:r>
     </w:p>
@@ -532,7 +2770,7 @@
           <w:b/>
           <w:bCs/>
         </w:rPr>
-        <w:t xml:space="preserve">Mid-cap (~Rs 8,873+ Cr at listing)</w:t>
+        <w:t xml:space="preserve">Mid-cap (~Rs 12,777 Cr)</w:t>
       </w:r>
     </w:p>
     <w:p>
@@ -583,7 +2821,7 @@
           <w:sz w:val="20"/>
           <w:szCs w:val="20"/>
         </w:rPr>
-        <w:t xml:space="preserve">tailwind yes (AI/GPU-compute and data-centre infrastructure demand is a clear, live, accelerating structural driver — a direct hit on the priority-1 theme). tam weak (India DC/cloud capacity build-out is real and large, but ESDS's specific addressable slice — mid-market/govt/BFSI cloud + GPUaaS, not hyperscale AI-training capacity — is narrower than the theme's biggest bellwethers). moat weak (claimed 'one of only two' full-spectrum GPUaaS players in India is a real positioning claim, but unverified independently and not yet proven durable against hyperscaler competition). valuation no (already ~19x sales / ~73x earnings at listing price, before the 76% pop; margin of safety is thin for a name with zero public track record). Score 2.0 -&gt; per the decision table this needs a written exception. Taking it: genuine, evidenced (not projected) FY26 growth acceleration (+117% PAT) plus the direct live-theme hit -&gt; thesis_fit '10x-in-2-3-years' permitted, conviction capped at Medium with an explicit 'unconfirmed' caveat given zero public-market track record and the rich starting valuation.</w:t>
+        <w:t xml:space="preserve">tailwind yes (AI/GPU-compute and data-centre demand is a clear, live, accelerating structural driver - a direct priority-1 theme hit). tam weak (India DC/cloud build-out is large, but ESDS's slice - mid-market/govt/BFSI cloud + GPUaaS, not hyperscale AI-training capacity - is narrower than the theme bellwethers, and the mcap is now ~Rs 12,800 Cr). moat weak (sovereign-cloud/MeitY positioning is real but unverified for durability vs hyperscalers). valuation no (~106x trailing PAT / ~27x sales after a ~3x first-week run - the thesis is more than fully priced). Score 2.0 -&gt; written exception taken on evidenced (not projected) FY26 growth acceleration (+117% PAT) inside a priority-1 theme; thesis_fit '10x-in-2-3-years' permitted but conviction capped at Low-Medium with an explicit 'unconfirmed / valuation-blown' caveat.</w:t>
       </w:r>
     </w:p>
     <w:p>
@@ -618,33 +2856,46 @@
         <w:spacing w:after="60"/>
       </w:pPr>
       <w:r>
-        <w:t xml:space="preserve">External-lead (tier 4.5, @StocksAndStoics). Direct live-theme match: 'Data-centre power &amp; cooling' / hyperscale infrastructure theme (priority 1) — GPUaaS + cloud + DC infrastructure is squarely inside it, arguably one of the cleanest theme hits in this batch. four_box score 2.0; growth-magnitude exception invoked in writing (FY26 PAT +117%, evidenced not projected, directly inside a priority-1 theme) -&gt; thesis_fit '10x-in-2-3-years' permitted, conviction capped at Medium with an 'unconfirmed' caveat given the total absence of a public-market track record and an already-rich listing valuation.</w:t>
-      </w:r>
-    </w:p>
-    <w:p>
-      <w:pPr>
-        <w:pStyle w:val="ListParagraph"/>
-        <w:numPr>
-          <w:ilvl w:val="0"/>
-          <w:numId w:val="1"/>
-        </w:numPr>
-        <w:spacing w:after="60"/>
-      </w:pPr>
-      <w:r>
-        <w:t xml:space="preserve">topic_id/topic_slug intentionally left null (Step 3.05): no VP thread exists for a company that listed the same day as this scan — expected, not a search failure.</w:t>
-      </w:r>
-    </w:p>
-    <w:p>
-      <w:pPr>
-        <w:pStyle w:val="ListParagraph"/>
-        <w:numPr>
-          <w:ilvl w:val="0"/>
-          <w:numId w:val="1"/>
-        </w:numPr>
-        <w:spacing w:after="60"/>
-      </w:pPr>
-      <w:r>
-        <w:t xml:space="preserve">No red_flag_tier. revisit_after_30d: false by the literal rule (conviction Medium, not Medium-High/High) — but flagging for manual follow-up once the first post-listing quarterly results and any VP community thread emerge, given this is one of the strongest live-theme fits in the batch.</w:t>
+        <w:t xml:space="preserve">External-lead (tier 4.5, @StocksAndStoics). Direct live-theme match: 'Data-centre power &amp; cooling' / hyperscale infrastructure (priority 1) - GPUaaS + cloud + DC infra is squarely inside it. four_box score 2.0; growth-magnitude exception invoked in writing (FY26 PAT +117%, evidenced not projected, inside a priority-1 theme) -&gt; thesis_fit '10x-in-2-3-years' permitted.</w:t>
+      </w:r>
+    </w:p>
+    <w:p>
+      <w:pPr>
+        <w:pStyle w:val="ListParagraph"/>
+        <w:numPr>
+          <w:ilvl w:val="0"/>
+          <w:numId w:val="1"/>
+        </w:numPr>
+        <w:spacing w:after="60"/>
+      </w:pPr>
+      <w:r>
+        <w:t xml:space="preserve">Conviction cut Medium -&gt; Low-Medium versus the first read: the stock has roughly tripled from a rich IPO price to ~Rs 1,308 (~Rs 12,800 Cr, ~106x trailing PAT) in its first week on consecutive upper circuits. Starting valuation now offers negative margin of safety and the price action is momentum-driven, not fundamentally anchored.</w:t>
+      </w:r>
+    </w:p>
+    <w:p>
+      <w:pPr>
+        <w:pStyle w:val="ListParagraph"/>
+        <w:numPr>
+          <w:ilvl w:val="0"/>
+          <w:numId w:val="1"/>
+        </w:numPr>
+        <w:spacing w:after="60"/>
+      </w:pPr>
+      <w:r>
+        <w:t xml:space="preserve">topic_id/topic_slug intentionally null: no VP thread exists for a company that listed days before this deep-dive - expected, not a search failure.</w:t>
+      </w:r>
+    </w:p>
+    <w:p>
+      <w:pPr>
+        <w:pStyle w:val="ListParagraph"/>
+        <w:numPr>
+          <w:ilvl w:val="0"/>
+          <w:numId w:val="1"/>
+        </w:numPr>
+        <w:spacing w:after="60"/>
+      </w:pPr>
+      <w:r>
+        <w:t xml:space="preserve">No red_flag_tier. Flag for manual follow-up once the first post-listing quarterly result and any VP community thread emerge; re-rate only after a real disclosure track record exists and the price has found a fundamentals-anchored level.</w:t>
       </w:r>
     </w:p>
     <w:p>

--- a/projects/valuepickr-open-screen/docs/ESDS Software Solution.docx
+++ b/projects/valuepickr-open-screen/docs/ESDS Software Solution.docx
@@ -2519,6 +2519,40 @@
         </w:tc>
       </w:tr>
     </w:tbl>
+    <w:p>
+      <w:pPr>
+        <w:spacing w:after="60" w:before="120"/>
+      </w:pPr>
+      <w:r>
+        <w:rPr>
+          <w:b/>
+          <w:bCs/>
+          <w:sz w:val="20"/>
+          <w:szCs w:val="20"/>
+        </w:rPr>
+        <w:t xml:space="preserve">Track record (Coffee Can persistence check): </w:t>
+      </w:r>
+      <w:r>
+        <w:rPr>
+          <w:sz w:val="20"/>
+          <w:szCs w:val="20"/>
+        </w:rPr>
+        <w:t xml:space="preserve">cleared revenue growth ≥10% AND ROCE ≥15% in 3 of the last 5 years (consistency_score 60)</w:t>
+      </w:r>
+    </w:p>
+    <w:p>
+      <w:pPr>
+        <w:spacing w:after="120"/>
+      </w:pPr>
+      <w:r>
+        <w:rPr>
+          <w:color w:val="666666"/>
+          <w:sz w:val="18"/>
+          <w:szCs w:val="18"/>
+        </w:rPr>
+        <w:t xml:space="preserve">FY22-FY26 screener (ESDS, listed Sep-2026). Both revenue growth &gt;=10% AND ROCE &gt;=15%: FY24 (+38%, ROCE 21%), FY25 (+26%, ROCE 30%), and FY26 (+31%; FY26 ROCE not yet on screener but inferred &gt;15% from OPM 50% and a net-cash post-IPO balance sheet). FY22 (ROCE 1%) and FY23 (rev +7%) missed. Only two years are fully screener-verified on both metrics - short history.</w:t>
+      </w:r>
+    </w:p>
     <w:p>
       <w:pPr>
         <w:pStyle w:val="Heading1"/>
